--- a/reports/TradingView_Community_Analysis_2026-08-27.docx
+++ b/reports/TradingView_Community_Analysis_2026-08-27.docx
@@ -873,6 +873,11 @@
         <w:t>2. Groww Chart, Sahi Chart and Dhan Chart discussions</w:t>
       </w:r>
     </w:p>
+    <w:p>
+      <w:r>
+        <w:t>These are keyword matches across the corpus, not verified unique people. A YouTube title or broker page is product evidence, not community sentiment.</w:t>
+      </w:r>
+    </w:p>
     <w:tbl>
       <w:tblPr>
         <w:tblStyle w:val="TableGrid"/>
@@ -883,14 +888,15 @@
         <w:tblInd w:w="120" w:type="dxa"/>
       </w:tblPr>
       <w:tblGrid>
-        <w:gridCol w:w="3120"/>
-        <w:gridCol w:w="3120"/>
-        <w:gridCol w:w="3120"/>
+        <w:gridCol w:w="2340"/>
+        <w:gridCol w:w="2340"/>
+        <w:gridCol w:w="2340"/>
+        <w:gridCol w:w="2340"/>
       </w:tblGrid>
       <w:tr>
         <w:tc>
           <w:tcPr>
-            <w:tcW w:type="dxa" w:w="2200"/>
+            <w:tcW w:type="dxa" w:w="900"/>
             <w:vAlign w:val="center"/>
             <w:shd w:fill="E8EEF5"/>
           </w:tcPr>
@@ -905,6 +911,21 @@
         </w:tc>
         <w:tc>
           <w:tcPr>
+            <w:tcW w:type="dxa" w:w="3300"/>
+            <w:vAlign w:val="center"/>
+            <w:shd w:fill="E8EEF5"/>
+          </w:tcPr>
+          <w:p>
+            <w:pPr>
+              <w:spacing w:after="40"/>
+            </w:pPr>
+            <w:r>
+              <w:t>Corpus matches</w:t>
+            </w:r>
+          </w:p>
+        </w:tc>
+        <w:tc>
+          <w:tcPr>
             <w:tcW w:type="dxa" w:w="1800"/>
             <w:vAlign w:val="center"/>
             <w:shd w:fill="E8EEF5"/>
@@ -914,13 +935,13 @@
               <w:spacing w:after="40"/>
             </w:pPr>
             <w:r>
-              <w:t>Relevant discussions</w:t>
-            </w:r>
-          </w:p>
-        </w:tc>
-        <w:tc>
-          <w:tcPr>
-            <w:tcW w:type="dxa" w:w="5360"/>
+              <w:t>Source mix</w:t>
+            </w:r>
+          </w:p>
+        </w:tc>
+        <w:tc>
+          <w:tcPr>
+            <w:tcW w:type="dxa" w:w="3360"/>
             <w:vAlign w:val="center"/>
             <w:shd w:fill="E8EEF5"/>
           </w:tcPr>
@@ -929,7 +950,7 @@
               <w:spacing w:after="40"/>
             </w:pPr>
             <w:r>
-              <w:t>What the discussion indicates</w:t>
+              <w:t>What can be concluded</w:t>
             </w:r>
           </w:p>
         </w:tc>
@@ -937,7 +958,7 @@
       <w:tr>
         <w:tc>
           <w:tcPr>
-            <w:tcW w:type="dxa" w:w="2200"/>
+            <w:tcW w:type="dxa" w:w="900"/>
             <w:vAlign w:val="center"/>
           </w:tcPr>
           <w:p>
@@ -951,6 +972,20 @@
         </w:tc>
         <w:tc>
           <w:tcPr>
+            <w:tcW w:type="dxa" w:w="3300"/>
+            <w:vAlign w:val="center"/>
+          </w:tcPr>
+          <w:p>
+            <w:pPr>
+              <w:spacing w:after="40"/>
+            </w:pPr>
+            <w:r>
+              <w:t>4</w:t>
+            </w:r>
+          </w:p>
+        </w:tc>
+        <w:tc>
+          <w:tcPr>
             <w:tcW w:type="dxa" w:w="1800"/>
             <w:vAlign w:val="center"/>
           </w:tcPr>
@@ -959,21 +994,21 @@
               <w:spacing w:after="40"/>
             </w:pPr>
             <w:r>
-              <w:t>2</w:t>
-            </w:r>
-          </w:p>
-        </w:tc>
-        <w:tc>
-          <w:tcPr>
-            <w:tcW w:type="dxa" w:w="5360"/>
-            <w:vAlign w:val="center"/>
-          </w:tcPr>
-          <w:p>
-            <w:pPr>
-              <w:spacing w:after="40"/>
-            </w:pPr>
-            <w:r>
-              <w:t>Users compare chart speed, usability, indicators and reliability.</w:t>
+              <w:t>youtube: 2, manual_web_research: 2</w:t>
+            </w:r>
+          </w:p>
+        </w:tc>
+        <w:tc>
+          <w:tcPr>
+            <w:tcW w:type="dxa" w:w="3360"/>
+            <w:vAlign w:val="center"/>
+          </w:tcPr>
+          <w:p>
+            <w:pPr>
+              <w:spacing w:after="40"/>
+            </w:pPr>
+            <w:r>
+              <w:t>Needs community-specific collection before claiming user preference.</w:t>
             </w:r>
           </w:p>
         </w:tc>
@@ -981,7 +1016,7 @@
       <w:tr>
         <w:tc>
           <w:tcPr>
-            <w:tcW w:type="dxa" w:w="2200"/>
+            <w:tcW w:type="dxa" w:w="900"/>
             <w:vAlign w:val="center"/>
           </w:tcPr>
           <w:p>
@@ -995,6 +1030,20 @@
         </w:tc>
         <w:tc>
           <w:tcPr>
+            <w:tcW w:type="dxa" w:w="3300"/>
+            <w:vAlign w:val="center"/>
+          </w:tcPr>
+          <w:p>
+            <w:pPr>
+              <w:spacing w:after="40"/>
+            </w:pPr>
+            <w:r>
+              <w:t>0</w:t>
+            </w:r>
+          </w:p>
+        </w:tc>
+        <w:tc>
+          <w:tcPr>
             <w:tcW w:type="dxa" w:w="1800"/>
             <w:vAlign w:val="center"/>
           </w:tcPr>
@@ -1003,21 +1052,21 @@
               <w:spacing w:after="40"/>
             </w:pPr>
             <w:r>
-              <w:t>0</w:t>
-            </w:r>
-          </w:p>
-        </w:tc>
-        <w:tc>
-          <w:tcPr>
-            <w:tcW w:type="dxa" w:w="5360"/>
-            <w:vAlign w:val="center"/>
-          </w:tcPr>
-          <w:p>
-            <w:pPr>
-              <w:spacing w:after="40"/>
-            </w:pPr>
-            <w:r>
-              <w:t>No matching discussion found in the current snapshots.</w:t>
+              <w:t>No matching source</w:t>
+            </w:r>
+          </w:p>
+        </w:tc>
+        <w:tc>
+          <w:tcPr>
+            <w:tcW w:type="dxa" w:w="3360"/>
+            <w:vAlign w:val="center"/>
+          </w:tcPr>
+          <w:p>
+            <w:pPr>
+              <w:spacing w:after="40"/>
+            </w:pPr>
+            <w:r>
+              <w:t>No matching record in the current snapshots.</w:t>
             </w:r>
           </w:p>
         </w:tc>
@@ -1025,7 +1074,7 @@
       <w:tr>
         <w:tc>
           <w:tcPr>
-            <w:tcW w:type="dxa" w:w="2200"/>
+            <w:tcW w:type="dxa" w:w="900"/>
             <w:vAlign w:val="center"/>
           </w:tcPr>
           <w:p>
@@ -1039,6 +1088,20 @@
         </w:tc>
         <w:tc>
           <w:tcPr>
+            <w:tcW w:type="dxa" w:w="3300"/>
+            <w:vAlign w:val="center"/>
+          </w:tcPr>
+          <w:p>
+            <w:pPr>
+              <w:spacing w:after="40"/>
+            </w:pPr>
+            <w:r>
+              <w:t>46</w:t>
+            </w:r>
+          </w:p>
+        </w:tc>
+        <w:tc>
+          <w:tcPr>
             <w:tcW w:type="dxa" w:w="1800"/>
             <w:vAlign w:val="center"/>
           </w:tcPr>
@@ -1047,21 +1110,21 @@
               <w:spacing w:after="40"/>
             </w:pPr>
             <w:r>
-              <w:t>45</w:t>
-            </w:r>
-          </w:p>
-        </w:tc>
-        <w:tc>
-          <w:tcPr>
-            <w:tcW w:type="dxa" w:w="5360"/>
-            <w:vAlign w:val="center"/>
-          </w:tcPr>
-          <w:p>
-            <w:pPr>
-              <w:spacing w:after="40"/>
-            </w:pPr>
-            <w:r>
-              <w:t>Users compare chart speed, usability, indicators and reliability.</w:t>
+              <w:t>community_forum: 24, youtube: 21, manual_web_research: 1</w:t>
+            </w:r>
+          </w:p>
+        </w:tc>
+        <w:tc>
+          <w:tcPr>
+            <w:tcW w:type="dxa" w:w="3360"/>
+            <w:vAlign w:val="center"/>
+          </w:tcPr>
+          <w:p>
+            <w:pPr>
+              <w:spacing w:after="40"/>
+            </w:pPr>
+            <w:r>
+              <w:t>Needs community-specific collection before claiming user preference.</w:t>
             </w:r>
           </w:p>
         </w:tc>
@@ -1069,7 +1132,7 @@
       <w:tr>
         <w:tc>
           <w:tcPr>
-            <w:tcW w:type="dxa" w:w="2200"/>
+            <w:tcW w:type="dxa" w:w="900"/>
             <w:vAlign w:val="center"/>
           </w:tcPr>
           <w:p>
@@ -1083,6 +1146,20 @@
         </w:tc>
         <w:tc>
           <w:tcPr>
+            <w:tcW w:type="dxa" w:w="3300"/>
+            <w:vAlign w:val="center"/>
+          </w:tcPr>
+          <w:p>
+            <w:pPr>
+              <w:spacing w:after="40"/>
+            </w:pPr>
+            <w:r>
+              <w:t>0</w:t>
+            </w:r>
+          </w:p>
+        </w:tc>
+        <w:tc>
+          <w:tcPr>
             <w:tcW w:type="dxa" w:w="1800"/>
             <w:vAlign w:val="center"/>
           </w:tcPr>
@@ -1091,21 +1168,21 @@
               <w:spacing w:after="40"/>
             </w:pPr>
             <w:r>
-              <w:t>0</w:t>
-            </w:r>
-          </w:p>
-        </w:tc>
-        <w:tc>
-          <w:tcPr>
-            <w:tcW w:type="dxa" w:w="5360"/>
-            <w:vAlign w:val="center"/>
-          </w:tcPr>
-          <w:p>
-            <w:pPr>
-              <w:spacing w:after="40"/>
-            </w:pPr>
-            <w:r>
-              <w:t>No matching discussion found in the current snapshots.</w:t>
+              <w:t>No matching source</w:t>
+            </w:r>
+          </w:p>
+        </w:tc>
+        <w:tc>
+          <w:tcPr>
+            <w:tcW w:type="dxa" w:w="3360"/>
+            <w:vAlign w:val="center"/>
+          </w:tcPr>
+          <w:p>
+            <w:pPr>
+              <w:spacing w:after="40"/>
+            </w:pPr>
+            <w:r>
+              <w:t>No matching record in the current snapshots.</w:t>
             </w:r>
           </w:p>
         </w:tc>
@@ -8243,7 +8320,7 @@
               <w:spacing w:after="40"/>
             </w:pPr>
             <w:r>
-              <w:t>1268</w:t>
+              <w:t>1272</w:t>
             </w:r>
           </w:p>
         </w:tc>
@@ -8287,7 +8364,7 @@
               <w:spacing w:after="40"/>
             </w:pPr>
             <w:r>
-              <w:t>2</w:t>
+              <w:t>4</w:t>
             </w:r>
           </w:p>
         </w:tc>
@@ -8375,7 +8452,7 @@
               <w:spacing w:after="40"/>
             </w:pPr>
             <w:r>
-              <w:t>45</w:t>
+              <w:t>46</w:t>
             </w:r>
           </w:p>
         </w:tc>
@@ -12126,7 +12203,7 @@
     </w:p>
     <w:p>
       <w:r>
-        <w:t xml:space="preserve">Matching discussions: </w:t>
+        <w:t xml:space="preserve">Matching records: </w:t>
       </w:r>
       <w:r>
         <w:rPr>
@@ -12134,7 +12211,9 @@
         </w:rPr>
         <w:t>0</w:t>
       </w:r>
-      <w:r/>
+      <w:r>
+        <w:t>. Sahi publicly describes a 5-second chart in Scalper Mode, but the current TradingView-community corpus contains no matching user discussion.</w:t>
+      </w:r>
     </w:p>
     <w:p>
       <w:pPr>
@@ -12146,15 +12225,35 @@
     </w:p>
     <w:p>
       <w:r>
-        <w:t xml:space="preserve">Matching discussions: </w:t>
+        <w:t xml:space="preserve">Matching records: </w:t>
       </w:r>
       <w:r>
         <w:rPr>
           <w:b/>
         </w:rPr>
-        <w:t>1452</w:t>
+        <w:t>1453</w:t>
       </w:r>
-      <w:r/>
+      <w:r>
+        <w:t>. This is a broad keyword signal across sources and is not a platform-specific incident count.</w:t>
+      </w:r>
+    </w:p>
+    <w:p>
+      <w:pPr>
+        <w:pStyle w:val="Heading1"/>
+      </w:pPr>
+      <w:r>
+        <w:t>10. Source validation</w:t>
+      </w:r>
+    </w:p>
+    <w:p>
+      <w:r>
+        <w:t>TradingView does have a native options-chain product today, including calls-only, puts-only and straddle views, expiry/strike/spread filters, bid/ask, Greeks and implied volatility. Option-chain mentions in this report describe discussion themes; they do not mean TradingView lacks an option chain.</w:t>
+      </w:r>
+    </w:p>
+    <w:p>
+      <w:r>
+        <w:t>Groww, Dhan and Sahi chart claims are product evidence from official pages. They are separate from community sentiment counts.</w:t>
+      </w:r>
     </w:p>
     <w:p>
       <w:pPr>
@@ -12169,7 +12268,7 @@
         <w:pStyle w:val="ListBullet"/>
       </w:pPr>
       <w:r>
-        <w:t>https://in.tradingview.com/ideas/</w:t>
+        <w:t>https://www.tradingview.com/support/solutions/43000760837-options-chain-overview/</w:t>
       </w:r>
     </w:p>
     <w:p>
@@ -12177,7 +12276,7 @@
         <w:pStyle w:val="ListBullet"/>
       </w:pPr>
       <w:r>
-        <w:t>https://in.tradingview.com/ideas/options/</w:t>
+        <w:t>https://www.tradingview.com/features/</w:t>
       </w:r>
     </w:p>
     <w:p>
@@ -12185,7 +12284,7 @@
         <w:pStyle w:val="ListBullet"/>
       </w:pPr>
       <w:r>
-        <w:t>https://in.tradingview.com/ideas/optionchain/</w:t>
+        <w:t>https://groww.in/groww-charts</w:t>
       </w:r>
     </w:p>
     <w:p>
@@ -12193,7 +12292,7 @@
         <w:pStyle w:val="ListBullet"/>
       </w:pPr>
       <w:r>
-        <w:t>https://in.tradingview.com/ideas/niftyoptions/</w:t>
+        <w:t>https://dhan.co/tradingview/</w:t>
       </w:r>
     </w:p>
     <w:p>
@@ -12201,7 +12300,7 @@
         <w:pStyle w:val="ListBullet"/>
       </w:pPr>
       <w:r>
-        <w:t>https://in.tradingview.com/ideas/banknifty/</w:t>
+        <w:t>https://www.sahi.com/video-guide/en/all-about-the-sahi-scalper-mode-sahiapp</w:t>
       </w:r>
     </w:p>
     <w:p>
@@ -12209,7 +12308,7 @@
         <w:pStyle w:val="ListBullet"/>
       </w:pPr>
       <w:r>
-        <w:t>https://in.tradingview.com/ideas/niftystrategy/</w:t>
+        <w:t>https://www.reddit.com/r/NSEbets/comments/1rwbk91/trading_charts_performance_analysis_fyers_vs_sahi/</w:t>
       </w:r>
     </w:p>
     <w:p>
@@ -12217,7 +12316,7 @@
         <w:pStyle w:val="ListBullet"/>
       </w:pPr>
       <w:r>
-        <w:t>https://in.tradingview.com/ideas/optionbuying/</w:t>
+        <w:t>https://www.reddit.com/r/NSEbets/comments/1tqwpit/groww_glitch/</w:t>
       </w:r>
     </w:p>
     <w:p>
@@ -12225,7 +12324,7 @@
         <w:pStyle w:val="ListBullet"/>
       </w:pPr>
       <w:r>
-        <w:t>https://in.tradingview.com/symbols/NSE-NIFTY/ideas/</w:t>
+        <w:t>https://www.reddit.com/r/IndianStockMarket/comments/1ntib7f/ama_with_the_dhan_team/</w:t>
       </w:r>
     </w:p>
     <w:sectPr>

--- a/reports/TradingView_Community_Analysis_2026-08-27.docx
+++ b/reports/TradingView_Community_Analysis_2026-08-27.docx
@@ -47,11 +47,12 @@
         <w:tblInd w:w="120" w:type="dxa"/>
       </w:tblPr>
       <w:tblGrid>
-        <w:gridCol w:w="1872"/>
-        <w:gridCol w:w="1872"/>
-        <w:gridCol w:w="1872"/>
-        <w:gridCol w:w="1872"/>
-        <w:gridCol w:w="1872"/>
+        <w:gridCol w:w="1560"/>
+        <w:gridCol w:w="1560"/>
+        <w:gridCol w:w="1560"/>
+        <w:gridCol w:w="1560"/>
+        <w:gridCol w:w="1560"/>
+        <w:gridCol w:w="1560"/>
       </w:tblGrid>
       <w:tr>
         <w:tc>
@@ -71,7 +72,7 @@
         </w:tc>
         <w:tc>
           <w:tcPr>
-            <w:tcW w:type="dxa" w:w="2850"/>
+            <w:tcW w:type="dxa" w:w="2350"/>
             <w:vAlign w:val="center"/>
             <w:shd w:fill="E8EEF5"/>
           </w:tcPr>
@@ -101,7 +102,7 @@
         </w:tc>
         <w:tc>
           <w:tcPr>
-            <w:tcW w:type="dxa" w:w="1450"/>
+            <w:tcW w:type="dxa" w:w="1350"/>
             <w:vAlign w:val="center"/>
             <w:shd w:fill="E8EEF5"/>
           </w:tcPr>
@@ -116,7 +117,7 @@
         </w:tc>
         <w:tc>
           <w:tcPr>
-            <w:tcW w:type="dxa" w:w="2910"/>
+            <w:tcW w:type="dxa" w:w="1250"/>
             <w:vAlign w:val="center"/>
             <w:shd w:fill="E8EEF5"/>
           </w:tcPr>
@@ -126,6 +127,21 @@
             </w:pPr>
             <w:r>
               <w:t>Engagement</w:t>
+            </w:r>
+          </w:p>
+        </w:tc>
+        <w:tc>
+          <w:tcPr>
+            <w:tcW w:type="dxa" w:w="2260"/>
+            <w:vAlign w:val="center"/>
+            <w:shd w:fill="E8EEF5"/>
+          </w:tcPr>
+          <w:p>
+            <w:pPr>
+              <w:spacing w:after="40"/>
+            </w:pPr>
+            <w:r>
+              <w:t>Product reading</w:t>
             </w:r>
           </w:p>
         </w:tc>
@@ -147,7 +163,7 @@
         </w:tc>
         <w:tc>
           <w:tcPr>
-            <w:tcW w:type="dxa" w:w="2850"/>
+            <w:tcW w:type="dxa" w:w="2350"/>
             <w:vAlign w:val="center"/>
           </w:tcPr>
           <w:p>
@@ -175,7 +191,7 @@
         </w:tc>
         <w:tc>
           <w:tcPr>
-            <w:tcW w:type="dxa" w:w="1450"/>
+            <w:tcW w:type="dxa" w:w="1350"/>
             <w:vAlign w:val="center"/>
           </w:tcPr>
           <w:p>
@@ -189,7 +205,7 @@
         </w:tc>
         <w:tc>
           <w:tcPr>
-            <w:tcW w:type="dxa" w:w="2910"/>
+            <w:tcW w:type="dxa" w:w="1250"/>
             <w:vAlign w:val="center"/>
           </w:tcPr>
           <w:p>
@@ -198,6 +214,20 @@
             </w:pPr>
             <w:r>
               <w:t>69396</w:t>
+            </w:r>
+          </w:p>
+        </w:tc>
+        <w:tc>
+          <w:tcPr>
+            <w:tcW w:type="dxa" w:w="2260"/>
+            <w:vAlign w:val="center"/>
+          </w:tcPr>
+          <w:p>
+            <w:pPr>
+              <w:spacing w:after="40"/>
+            </w:pPr>
+            <w:r>
+              <w:t>Users value decision-ready derivatives context, not just raw quotes.</w:t>
             </w:r>
           </w:p>
         </w:tc>
@@ -219,7 +249,7 @@
         </w:tc>
         <w:tc>
           <w:tcPr>
-            <w:tcW w:type="dxa" w:w="2850"/>
+            <w:tcW w:type="dxa" w:w="2350"/>
             <w:vAlign w:val="center"/>
           </w:tcPr>
           <w:p>
@@ -247,7 +277,7 @@
         </w:tc>
         <w:tc>
           <w:tcPr>
-            <w:tcW w:type="dxa" w:w="1450"/>
+            <w:tcW w:type="dxa" w:w="1350"/>
             <w:vAlign w:val="center"/>
           </w:tcPr>
           <w:p>
@@ -261,7 +291,7 @@
         </w:tc>
         <w:tc>
           <w:tcPr>
-            <w:tcW w:type="dxa" w:w="2910"/>
+            <w:tcW w:type="dxa" w:w="1250"/>
             <w:vAlign w:val="center"/>
           </w:tcPr>
           <w:p>
@@ -270,6 +300,20 @@
             </w:pPr>
             <w:r>
               <w:t>63344</w:t>
+            </w:r>
+          </w:p>
+        </w:tc>
+        <w:tc>
+          <w:tcPr>
+            <w:tcW w:type="dxa" w:w="2260"/>
+            <w:vAlign w:val="center"/>
+          </w:tcPr>
+          <w:p>
+            <w:pPr>
+              <w:spacing w:after="40"/>
+            </w:pPr>
+            <w:r>
+              <w:t>Chart-to-order speed and control are central to perceived quality.</w:t>
             </w:r>
           </w:p>
         </w:tc>
@@ -291,7 +335,7 @@
         </w:tc>
         <w:tc>
           <w:tcPr>
-            <w:tcW w:type="dxa" w:w="2850"/>
+            <w:tcW w:type="dxa" w:w="2350"/>
             <w:vAlign w:val="center"/>
           </w:tcPr>
           <w:p>
@@ -319,7 +363,7 @@
         </w:tc>
         <w:tc>
           <w:tcPr>
-            <w:tcW w:type="dxa" w:w="1450"/>
+            <w:tcW w:type="dxa" w:w="1350"/>
             <w:vAlign w:val="center"/>
           </w:tcPr>
           <w:p>
@@ -333,7 +377,7 @@
         </w:tc>
         <w:tc>
           <w:tcPr>
-            <w:tcW w:type="dxa" w:w="2910"/>
+            <w:tcW w:type="dxa" w:w="1250"/>
             <w:vAlign w:val="center"/>
           </w:tcPr>
           <w:p>
@@ -342,6 +386,20 @@
             </w:pPr>
             <w:r>
               <w:t>58017</w:t>
+            </w:r>
+          </w:p>
+        </w:tc>
+        <w:tc>
+          <w:tcPr>
+            <w:tcW w:type="dxa" w:w="2260"/>
+            <w:vAlign w:val="center"/>
+          </w:tcPr>
+          <w:p>
+            <w:pPr>
+              <w:spacing w:after="40"/>
+            </w:pPr>
+            <w:r>
+              <w:t>Breadth matters, but setup clarity and responsiveness matter more.</w:t>
             </w:r>
           </w:p>
         </w:tc>
@@ -363,7 +421,7 @@
         </w:tc>
         <w:tc>
           <w:tcPr>
-            <w:tcW w:type="dxa" w:w="2850"/>
+            <w:tcW w:type="dxa" w:w="2350"/>
             <w:vAlign w:val="center"/>
           </w:tcPr>
           <w:p>
@@ -391,7 +449,7 @@
         </w:tc>
         <w:tc>
           <w:tcPr>
-            <w:tcW w:type="dxa" w:w="1450"/>
+            <w:tcW w:type="dxa" w:w="1350"/>
             <w:vAlign w:val="center"/>
           </w:tcPr>
           <w:p>
@@ -405,7 +463,7 @@
         </w:tc>
         <w:tc>
           <w:tcPr>
-            <w:tcW w:type="dxa" w:w="2910"/>
+            <w:tcW w:type="dxa" w:w="1250"/>
             <w:vAlign w:val="center"/>
           </w:tcPr>
           <w:p>
@@ -414,6 +472,20 @@
             </w:pPr>
             <w:r>
               <w:t>48539</w:t>
+            </w:r>
+          </w:p>
+        </w:tc>
+        <w:tc>
+          <w:tcPr>
+            <w:tcW w:type="dxa" w:w="2260"/>
+            <w:vAlign w:val="center"/>
+          </w:tcPr>
+          <w:p>
+            <w:pPr>
+              <w:spacing w:after="40"/>
+            </w:pPr>
+            <w:r>
+              <w:t>Pre-trade risk visibility is a recurring adoption lever.</w:t>
             </w:r>
           </w:p>
         </w:tc>
@@ -435,7 +507,7 @@
         </w:tc>
         <w:tc>
           <w:tcPr>
-            <w:tcW w:type="dxa" w:w="2850"/>
+            <w:tcW w:type="dxa" w:w="2350"/>
             <w:vAlign w:val="center"/>
           </w:tcPr>
           <w:p>
@@ -463,7 +535,7 @@
         </w:tc>
         <w:tc>
           <w:tcPr>
-            <w:tcW w:type="dxa" w:w="1450"/>
+            <w:tcW w:type="dxa" w:w="1350"/>
             <w:vAlign w:val="center"/>
           </w:tcPr>
           <w:p>
@@ -477,7 +549,7 @@
         </w:tc>
         <w:tc>
           <w:tcPr>
-            <w:tcW w:type="dxa" w:w="2910"/>
+            <w:tcW w:type="dxa" w:w="1250"/>
             <w:vAlign w:val="center"/>
           </w:tcPr>
           <w:p>
@@ -486,6 +558,20 @@
             </w:pPr>
             <w:r>
               <w:t>44013</w:t>
+            </w:r>
+          </w:p>
+        </w:tc>
+        <w:tc>
+          <w:tcPr>
+            <w:tcW w:type="dxa" w:w="2260"/>
+            <w:vAlign w:val="center"/>
+          </w:tcPr>
+          <w:p>
+            <w:pPr>
+              <w:spacing w:after="40"/>
+            </w:pPr>
+            <w:r>
+              <w:t>Chart reliability and customisation are foundational expectations.</w:t>
             </w:r>
           </w:p>
         </w:tc>
@@ -507,7 +593,7 @@
         </w:tc>
         <w:tc>
           <w:tcPr>
-            <w:tcW w:type="dxa" w:w="2850"/>
+            <w:tcW w:type="dxa" w:w="2350"/>
             <w:vAlign w:val="center"/>
           </w:tcPr>
           <w:p>
@@ -535,7 +621,7 @@
         </w:tc>
         <w:tc>
           <w:tcPr>
-            <w:tcW w:type="dxa" w:w="1450"/>
+            <w:tcW w:type="dxa" w:w="1350"/>
             <w:vAlign w:val="center"/>
           </w:tcPr>
           <w:p>
@@ -549,7 +635,7 @@
         </w:tc>
         <w:tc>
           <w:tcPr>
-            <w:tcW w:type="dxa" w:w="2910"/>
+            <w:tcW w:type="dxa" w:w="1250"/>
             <w:vAlign w:val="center"/>
           </w:tcPr>
           <w:p>
@@ -558,6 +644,20 @@
             </w:pPr>
             <w:r>
               <w:t>34169</w:t>
+            </w:r>
+          </w:p>
+        </w:tc>
+        <w:tc>
+          <w:tcPr>
+            <w:tcW w:type="dxa" w:w="2260"/>
+            <w:vAlign w:val="center"/>
+          </w:tcPr>
+          <w:p>
+            <w:pPr>
+              <w:spacing w:after="40"/>
+            </w:pPr>
+            <w:r>
+              <w:t>Discovery and education can turn analysis into repeat usage.</w:t>
             </w:r>
           </w:p>
         </w:tc>
@@ -579,7 +679,7 @@
         </w:tc>
         <w:tc>
           <w:tcPr>
-            <w:tcW w:type="dxa" w:w="2850"/>
+            <w:tcW w:type="dxa" w:w="2350"/>
             <w:vAlign w:val="center"/>
           </w:tcPr>
           <w:p>
@@ -607,7 +707,7 @@
         </w:tc>
         <w:tc>
           <w:tcPr>
-            <w:tcW w:type="dxa" w:w="1450"/>
+            <w:tcW w:type="dxa" w:w="1350"/>
             <w:vAlign w:val="center"/>
           </w:tcPr>
           <w:p>
@@ -621,7 +721,7 @@
         </w:tc>
         <w:tc>
           <w:tcPr>
-            <w:tcW w:type="dxa" w:w="2910"/>
+            <w:tcW w:type="dxa" w:w="1250"/>
             <w:vAlign w:val="center"/>
           </w:tcPr>
           <w:p>
@@ -630,6 +730,20 @@
             </w:pPr>
             <w:r>
               <w:t>15057</w:t>
+            </w:r>
+          </w:p>
+        </w:tc>
+        <w:tc>
+          <w:tcPr>
+            <w:tcW w:type="dxa" w:w="2260"/>
+            <w:vAlign w:val="center"/>
+          </w:tcPr>
+          <w:p>
+            <w:pPr>
+              <w:spacing w:after="40"/>
+            </w:pPr>
+            <w:r>
+              <w:t>Users want dependable, actionable notifications.</w:t>
             </w:r>
           </w:p>
         </w:tc>
@@ -651,7 +765,7 @@
         </w:tc>
         <w:tc>
           <w:tcPr>
-            <w:tcW w:type="dxa" w:w="2850"/>
+            <w:tcW w:type="dxa" w:w="2350"/>
             <w:vAlign w:val="center"/>
           </w:tcPr>
           <w:p>
@@ -679,7 +793,7 @@
         </w:tc>
         <w:tc>
           <w:tcPr>
-            <w:tcW w:type="dxa" w:w="1450"/>
+            <w:tcW w:type="dxa" w:w="1350"/>
             <w:vAlign w:val="center"/>
           </w:tcPr>
           <w:p>
@@ -693,7 +807,7 @@
         </w:tc>
         <w:tc>
           <w:tcPr>
-            <w:tcW w:type="dxa" w:w="2910"/>
+            <w:tcW w:type="dxa" w:w="1250"/>
             <w:vAlign w:val="center"/>
           </w:tcPr>
           <w:p>
@@ -702,6 +816,20 @@
             </w:pPr>
             <w:r>
               <w:t>14638</w:t>
+            </w:r>
+          </w:p>
+        </w:tc>
+        <w:tc>
+          <w:tcPr>
+            <w:tcW w:type="dxa" w:w="2260"/>
+            <w:vAlign w:val="center"/>
+          </w:tcPr>
+          <w:p>
+            <w:pPr>
+              <w:spacing w:after="40"/>
+            </w:pPr>
+            <w:r>
+              <w:t>Reliability issues can outweigh feature breadth.</w:t>
             </w:r>
           </w:p>
         </w:tc>
@@ -723,7 +851,7 @@
         </w:tc>
         <w:tc>
           <w:tcPr>
-            <w:tcW w:type="dxa" w:w="2850"/>
+            <w:tcW w:type="dxa" w:w="2350"/>
             <w:vAlign w:val="center"/>
           </w:tcPr>
           <w:p>
@@ -751,7 +879,7 @@
         </w:tc>
         <w:tc>
           <w:tcPr>
-            <w:tcW w:type="dxa" w:w="1450"/>
+            <w:tcW w:type="dxa" w:w="1350"/>
             <w:vAlign w:val="center"/>
           </w:tcPr>
           <w:p>
@@ -765,7 +893,7 @@
         </w:tc>
         <w:tc>
           <w:tcPr>
-            <w:tcW w:type="dxa" w:w="2910"/>
+            <w:tcW w:type="dxa" w:w="1250"/>
             <w:vAlign w:val="center"/>
           </w:tcPr>
           <w:p>
@@ -774,6 +902,20 @@
             </w:pPr>
             <w:r>
               <w:t>2295</w:t>
+            </w:r>
+          </w:p>
+        </w:tc>
+        <w:tc>
+          <w:tcPr>
+            <w:tcW w:type="dxa" w:w="2260"/>
+            <w:vAlign w:val="center"/>
+          </w:tcPr>
+          <w:p>
+            <w:pPr>
+              <w:spacing w:after="40"/>
+            </w:pPr>
+            <w:r>
+              <w:t>Reusable discovery workflows reduce daily effort.</w:t>
             </w:r>
           </w:p>
         </w:tc>
@@ -795,7 +937,7 @@
         </w:tc>
         <w:tc>
           <w:tcPr>
-            <w:tcW w:type="dxa" w:w="2850"/>
+            <w:tcW w:type="dxa" w:w="2350"/>
             <w:vAlign w:val="center"/>
           </w:tcPr>
           <w:p>
@@ -823,7 +965,7 @@
         </w:tc>
         <w:tc>
           <w:tcPr>
-            <w:tcW w:type="dxa" w:w="1450"/>
+            <w:tcW w:type="dxa" w:w="1350"/>
             <w:vAlign w:val="center"/>
           </w:tcPr>
           <w:p>
@@ -837,7 +979,7 @@
         </w:tc>
         <w:tc>
           <w:tcPr>
-            <w:tcW w:type="dxa" w:w="2910"/>
+            <w:tcW w:type="dxa" w:w="1250"/>
             <w:vAlign w:val="center"/>
           </w:tcPr>
           <w:p>
@@ -846,6 +988,20 @@
             </w:pPr>
             <w:r>
               <w:t>1068</w:t>
+            </w:r>
+          </w:p>
+        </w:tc>
+        <w:tc>
+          <w:tcPr>
+            <w:tcW w:type="dxa" w:w="2260"/>
+            <w:vAlign w:val="center"/>
+          </w:tcPr>
+          <w:p>
+            <w:pPr>
+              <w:spacing w:after="40"/>
+            </w:pPr>
+            <w:r>
+              <w:t>Users need evidence before trusting a strategy.</w:t>
             </w:r>
           </w:p>
         </w:tc>
@@ -1814,15 +1970,16 @@
         <w:tblInd w:w="120" w:type="dxa"/>
       </w:tblPr>
       <w:tblGrid>
-        <w:gridCol w:w="2340"/>
-        <w:gridCol w:w="2340"/>
-        <w:gridCol w:w="2340"/>
-        <w:gridCol w:w="2340"/>
+        <w:gridCol w:w="1872"/>
+        <w:gridCol w:w="1872"/>
+        <w:gridCol w:w="1872"/>
+        <w:gridCol w:w="1872"/>
+        <w:gridCol w:w="1872"/>
       </w:tblGrid>
       <w:tr>
         <w:tc>
           <w:tcPr>
-            <w:tcW w:type="dxa" w:w="900"/>
+            <w:tcW w:type="dxa" w:w="700"/>
             <w:vAlign w:val="center"/>
             <w:shd w:fill="E8EEF5"/>
           </w:tcPr>
@@ -1837,7 +1994,7 @@
         </w:tc>
         <w:tc>
           <w:tcPr>
-            <w:tcW w:type="dxa" w:w="3300"/>
+            <w:tcW w:type="dxa" w:w="2850"/>
             <w:vAlign w:val="center"/>
             <w:shd w:fill="E8EEF5"/>
           </w:tcPr>
@@ -1852,7 +2009,7 @@
         </w:tc>
         <w:tc>
           <w:tcPr>
-            <w:tcW w:type="dxa" w:w="1800"/>
+            <w:tcW w:type="dxa" w:w="1450"/>
             <w:vAlign w:val="center"/>
             <w:shd w:fill="E8EEF5"/>
           </w:tcPr>
@@ -1867,7 +2024,7 @@
         </w:tc>
         <w:tc>
           <w:tcPr>
-            <w:tcW w:type="dxa" w:w="3360"/>
+            <w:tcW w:type="dxa" w:w="1450"/>
             <w:vAlign w:val="center"/>
             <w:shd w:fill="E8EEF5"/>
           </w:tcPr>
@@ -1877,6 +2034,21 @@
             </w:pPr>
             <w:r>
               <w:t>Engagement</w:t>
+            </w:r>
+          </w:p>
+        </w:tc>
+        <w:tc>
+          <w:tcPr>
+            <w:tcW w:type="dxa" w:w="2910"/>
+            <w:vAlign w:val="center"/>
+            <w:shd w:fill="E8EEF5"/>
+          </w:tcPr>
+          <w:p>
+            <w:pPr>
+              <w:spacing w:after="40"/>
+            </w:pPr>
+            <w:r>
+              <w:t>Product opportunity</w:t>
             </w:r>
           </w:p>
         </w:tc>
@@ -1884,7 +2056,7 @@
       <w:tr>
         <w:tc>
           <w:tcPr>
-            <w:tcW w:type="dxa" w:w="900"/>
+            <w:tcW w:type="dxa" w:w="700"/>
             <w:vAlign w:val="center"/>
           </w:tcPr>
           <w:p>
@@ -1898,7 +2070,7 @@
         </w:tc>
         <w:tc>
           <w:tcPr>
-            <w:tcW w:type="dxa" w:w="3300"/>
+            <w:tcW w:type="dxa" w:w="2850"/>
             <w:vAlign w:val="center"/>
           </w:tcPr>
           <w:p>
@@ -1912,7 +2084,7 @@
         </w:tc>
         <w:tc>
           <w:tcPr>
-            <w:tcW w:type="dxa" w:w="1800"/>
+            <w:tcW w:type="dxa" w:w="1450"/>
             <w:vAlign w:val="center"/>
           </w:tcPr>
           <w:p>
@@ -1926,7 +2098,7 @@
         </w:tc>
         <w:tc>
           <w:tcPr>
-            <w:tcW w:type="dxa" w:w="3360"/>
+            <w:tcW w:type="dxa" w:w="1450"/>
             <w:vAlign w:val="center"/>
           </w:tcPr>
           <w:p>
@@ -1935,6 +2107,20 @@
             </w:pPr>
             <w:r>
               <w:t>69396</w:t>
+            </w:r>
+          </w:p>
+        </w:tc>
+        <w:tc>
+          <w:tcPr>
+            <w:tcW w:type="dxa" w:w="2910"/>
+            <w:vAlign w:val="center"/>
+          </w:tcPr>
+          <w:p>
+            <w:pPr>
+              <w:spacing w:after="40"/>
+            </w:pPr>
+            <w:r>
+              <w:t>Users value decision-ready derivatives context, not just raw quotes.</w:t>
             </w:r>
           </w:p>
         </w:tc>
@@ -1942,7 +2128,7 @@
       <w:tr>
         <w:tc>
           <w:tcPr>
-            <w:tcW w:type="dxa" w:w="900"/>
+            <w:tcW w:type="dxa" w:w="700"/>
             <w:vAlign w:val="center"/>
           </w:tcPr>
           <w:p>
@@ -1956,7 +2142,7 @@
         </w:tc>
         <w:tc>
           <w:tcPr>
-            <w:tcW w:type="dxa" w:w="3300"/>
+            <w:tcW w:type="dxa" w:w="2850"/>
             <w:vAlign w:val="center"/>
           </w:tcPr>
           <w:p>
@@ -1970,7 +2156,7 @@
         </w:tc>
         <w:tc>
           <w:tcPr>
-            <w:tcW w:type="dxa" w:w="1800"/>
+            <w:tcW w:type="dxa" w:w="1450"/>
             <w:vAlign w:val="center"/>
           </w:tcPr>
           <w:p>
@@ -1984,7 +2170,7 @@
         </w:tc>
         <w:tc>
           <w:tcPr>
-            <w:tcW w:type="dxa" w:w="3360"/>
+            <w:tcW w:type="dxa" w:w="1450"/>
             <w:vAlign w:val="center"/>
           </w:tcPr>
           <w:p>
@@ -1993,6 +2179,20 @@
             </w:pPr>
             <w:r>
               <w:t>63344</w:t>
+            </w:r>
+          </w:p>
+        </w:tc>
+        <w:tc>
+          <w:tcPr>
+            <w:tcW w:type="dxa" w:w="2910"/>
+            <w:vAlign w:val="center"/>
+          </w:tcPr>
+          <w:p>
+            <w:pPr>
+              <w:spacing w:after="40"/>
+            </w:pPr>
+            <w:r>
+              <w:t>Chart-to-order speed and control are central to perceived quality.</w:t>
             </w:r>
           </w:p>
         </w:tc>
@@ -2000,7 +2200,7 @@
       <w:tr>
         <w:tc>
           <w:tcPr>
-            <w:tcW w:type="dxa" w:w="900"/>
+            <w:tcW w:type="dxa" w:w="700"/>
             <w:vAlign w:val="center"/>
           </w:tcPr>
           <w:p>
@@ -2014,7 +2214,7 @@
         </w:tc>
         <w:tc>
           <w:tcPr>
-            <w:tcW w:type="dxa" w:w="3300"/>
+            <w:tcW w:type="dxa" w:w="2850"/>
             <w:vAlign w:val="center"/>
           </w:tcPr>
           <w:p>
@@ -2028,7 +2228,7 @@
         </w:tc>
         <w:tc>
           <w:tcPr>
-            <w:tcW w:type="dxa" w:w="1800"/>
+            <w:tcW w:type="dxa" w:w="1450"/>
             <w:vAlign w:val="center"/>
           </w:tcPr>
           <w:p>
@@ -2042,7 +2242,7 @@
         </w:tc>
         <w:tc>
           <w:tcPr>
-            <w:tcW w:type="dxa" w:w="3360"/>
+            <w:tcW w:type="dxa" w:w="1450"/>
             <w:vAlign w:val="center"/>
           </w:tcPr>
           <w:p>
@@ -2051,6 +2251,20 @@
             </w:pPr>
             <w:r>
               <w:t>58017</w:t>
+            </w:r>
+          </w:p>
+        </w:tc>
+        <w:tc>
+          <w:tcPr>
+            <w:tcW w:type="dxa" w:w="2910"/>
+            <w:vAlign w:val="center"/>
+          </w:tcPr>
+          <w:p>
+            <w:pPr>
+              <w:spacing w:after="40"/>
+            </w:pPr>
+            <w:r>
+              <w:t>Breadth matters, but setup clarity and responsiveness matter more.</w:t>
             </w:r>
           </w:p>
         </w:tc>
@@ -2058,7 +2272,7 @@
       <w:tr>
         <w:tc>
           <w:tcPr>
-            <w:tcW w:type="dxa" w:w="900"/>
+            <w:tcW w:type="dxa" w:w="700"/>
             <w:vAlign w:val="center"/>
           </w:tcPr>
           <w:p>
@@ -2072,7 +2286,7 @@
         </w:tc>
         <w:tc>
           <w:tcPr>
-            <w:tcW w:type="dxa" w:w="3300"/>
+            <w:tcW w:type="dxa" w:w="2850"/>
             <w:vAlign w:val="center"/>
           </w:tcPr>
           <w:p>
@@ -2086,7 +2300,7 @@
         </w:tc>
         <w:tc>
           <w:tcPr>
-            <w:tcW w:type="dxa" w:w="1800"/>
+            <w:tcW w:type="dxa" w:w="1450"/>
             <w:vAlign w:val="center"/>
           </w:tcPr>
           <w:p>
@@ -2100,7 +2314,7 @@
         </w:tc>
         <w:tc>
           <w:tcPr>
-            <w:tcW w:type="dxa" w:w="3360"/>
+            <w:tcW w:type="dxa" w:w="1450"/>
             <w:vAlign w:val="center"/>
           </w:tcPr>
           <w:p>
@@ -2109,6 +2323,20 @@
             </w:pPr>
             <w:r>
               <w:t>48539</w:t>
+            </w:r>
+          </w:p>
+        </w:tc>
+        <w:tc>
+          <w:tcPr>
+            <w:tcW w:type="dxa" w:w="2910"/>
+            <w:vAlign w:val="center"/>
+          </w:tcPr>
+          <w:p>
+            <w:pPr>
+              <w:spacing w:after="40"/>
+            </w:pPr>
+            <w:r>
+              <w:t>Pre-trade risk visibility is a recurring adoption lever.</w:t>
             </w:r>
           </w:p>
         </w:tc>
@@ -2116,7 +2344,7 @@
       <w:tr>
         <w:tc>
           <w:tcPr>
-            <w:tcW w:type="dxa" w:w="900"/>
+            <w:tcW w:type="dxa" w:w="700"/>
             <w:vAlign w:val="center"/>
           </w:tcPr>
           <w:p>
@@ -2130,7 +2358,7 @@
         </w:tc>
         <w:tc>
           <w:tcPr>
-            <w:tcW w:type="dxa" w:w="3300"/>
+            <w:tcW w:type="dxa" w:w="2850"/>
             <w:vAlign w:val="center"/>
           </w:tcPr>
           <w:p>
@@ -2144,7 +2372,7 @@
         </w:tc>
         <w:tc>
           <w:tcPr>
-            <w:tcW w:type="dxa" w:w="1800"/>
+            <w:tcW w:type="dxa" w:w="1450"/>
             <w:vAlign w:val="center"/>
           </w:tcPr>
           <w:p>
@@ -2158,7 +2386,7 @@
         </w:tc>
         <w:tc>
           <w:tcPr>
-            <w:tcW w:type="dxa" w:w="3360"/>
+            <w:tcW w:type="dxa" w:w="1450"/>
             <w:vAlign w:val="center"/>
           </w:tcPr>
           <w:p>
@@ -2167,6 +2395,20 @@
             </w:pPr>
             <w:r>
               <w:t>44013</w:t>
+            </w:r>
+          </w:p>
+        </w:tc>
+        <w:tc>
+          <w:tcPr>
+            <w:tcW w:type="dxa" w:w="2910"/>
+            <w:vAlign w:val="center"/>
+          </w:tcPr>
+          <w:p>
+            <w:pPr>
+              <w:spacing w:after="40"/>
+            </w:pPr>
+            <w:r>
+              <w:t>Chart reliability and customisation are foundational expectations.</w:t>
             </w:r>
           </w:p>
         </w:tc>
@@ -2174,7 +2416,7 @@
       <w:tr>
         <w:tc>
           <w:tcPr>
-            <w:tcW w:type="dxa" w:w="900"/>
+            <w:tcW w:type="dxa" w:w="700"/>
             <w:vAlign w:val="center"/>
           </w:tcPr>
           <w:p>
@@ -2188,7 +2430,7 @@
         </w:tc>
         <w:tc>
           <w:tcPr>
-            <w:tcW w:type="dxa" w:w="3300"/>
+            <w:tcW w:type="dxa" w:w="2850"/>
             <w:vAlign w:val="center"/>
           </w:tcPr>
           <w:p>
@@ -2202,7 +2444,7 @@
         </w:tc>
         <w:tc>
           <w:tcPr>
-            <w:tcW w:type="dxa" w:w="1800"/>
+            <w:tcW w:type="dxa" w:w="1450"/>
             <w:vAlign w:val="center"/>
           </w:tcPr>
           <w:p>
@@ -2216,7 +2458,7 @@
         </w:tc>
         <w:tc>
           <w:tcPr>
-            <w:tcW w:type="dxa" w:w="3360"/>
+            <w:tcW w:type="dxa" w:w="1450"/>
             <w:vAlign w:val="center"/>
           </w:tcPr>
           <w:p>
@@ -2225,6 +2467,20 @@
             </w:pPr>
             <w:r>
               <w:t>34169</w:t>
+            </w:r>
+          </w:p>
+        </w:tc>
+        <w:tc>
+          <w:tcPr>
+            <w:tcW w:type="dxa" w:w="2910"/>
+            <w:vAlign w:val="center"/>
+          </w:tcPr>
+          <w:p>
+            <w:pPr>
+              <w:spacing w:after="40"/>
+            </w:pPr>
+            <w:r>
+              <w:t>Discovery and education can turn analysis into repeat usage.</w:t>
             </w:r>
           </w:p>
         </w:tc>
@@ -2232,7 +2488,7 @@
       <w:tr>
         <w:tc>
           <w:tcPr>
-            <w:tcW w:type="dxa" w:w="900"/>
+            <w:tcW w:type="dxa" w:w="700"/>
             <w:vAlign w:val="center"/>
           </w:tcPr>
           <w:p>
@@ -2246,7 +2502,7 @@
         </w:tc>
         <w:tc>
           <w:tcPr>
-            <w:tcW w:type="dxa" w:w="3300"/>
+            <w:tcW w:type="dxa" w:w="2850"/>
             <w:vAlign w:val="center"/>
           </w:tcPr>
           <w:p>
@@ -2260,7 +2516,7 @@
         </w:tc>
         <w:tc>
           <w:tcPr>
-            <w:tcW w:type="dxa" w:w="1800"/>
+            <w:tcW w:type="dxa" w:w="1450"/>
             <w:vAlign w:val="center"/>
           </w:tcPr>
           <w:p>
@@ -2274,7 +2530,7 @@
         </w:tc>
         <w:tc>
           <w:tcPr>
-            <w:tcW w:type="dxa" w:w="3360"/>
+            <w:tcW w:type="dxa" w:w="1450"/>
             <w:vAlign w:val="center"/>
           </w:tcPr>
           <w:p>
@@ -2283,6 +2539,20 @@
             </w:pPr>
             <w:r>
               <w:t>15057</w:t>
+            </w:r>
+          </w:p>
+        </w:tc>
+        <w:tc>
+          <w:tcPr>
+            <w:tcW w:type="dxa" w:w="2910"/>
+            <w:vAlign w:val="center"/>
+          </w:tcPr>
+          <w:p>
+            <w:pPr>
+              <w:spacing w:after="40"/>
+            </w:pPr>
+            <w:r>
+              <w:t>Users want dependable, actionable notifications.</w:t>
             </w:r>
           </w:p>
         </w:tc>
@@ -2290,7 +2560,7 @@
       <w:tr>
         <w:tc>
           <w:tcPr>
-            <w:tcW w:type="dxa" w:w="900"/>
+            <w:tcW w:type="dxa" w:w="700"/>
             <w:vAlign w:val="center"/>
           </w:tcPr>
           <w:p>
@@ -2304,7 +2574,7 @@
         </w:tc>
         <w:tc>
           <w:tcPr>
-            <w:tcW w:type="dxa" w:w="3300"/>
+            <w:tcW w:type="dxa" w:w="2850"/>
             <w:vAlign w:val="center"/>
           </w:tcPr>
           <w:p>
@@ -2318,7 +2588,7 @@
         </w:tc>
         <w:tc>
           <w:tcPr>
-            <w:tcW w:type="dxa" w:w="1800"/>
+            <w:tcW w:type="dxa" w:w="1450"/>
             <w:vAlign w:val="center"/>
           </w:tcPr>
           <w:p>
@@ -2332,7 +2602,7 @@
         </w:tc>
         <w:tc>
           <w:tcPr>
-            <w:tcW w:type="dxa" w:w="3360"/>
+            <w:tcW w:type="dxa" w:w="1450"/>
             <w:vAlign w:val="center"/>
           </w:tcPr>
           <w:p>
@@ -2341,6 +2611,20 @@
             </w:pPr>
             <w:r>
               <w:t>14638</w:t>
+            </w:r>
+          </w:p>
+        </w:tc>
+        <w:tc>
+          <w:tcPr>
+            <w:tcW w:type="dxa" w:w="2910"/>
+            <w:vAlign w:val="center"/>
+          </w:tcPr>
+          <w:p>
+            <w:pPr>
+              <w:spacing w:after="40"/>
+            </w:pPr>
+            <w:r>
+              <w:t>Reliability issues can outweigh feature breadth.</w:t>
             </w:r>
           </w:p>
         </w:tc>
@@ -2348,7 +2632,7 @@
       <w:tr>
         <w:tc>
           <w:tcPr>
-            <w:tcW w:type="dxa" w:w="900"/>
+            <w:tcW w:type="dxa" w:w="700"/>
             <w:vAlign w:val="center"/>
           </w:tcPr>
           <w:p>
@@ -2362,7 +2646,7 @@
         </w:tc>
         <w:tc>
           <w:tcPr>
-            <w:tcW w:type="dxa" w:w="3300"/>
+            <w:tcW w:type="dxa" w:w="2850"/>
             <w:vAlign w:val="center"/>
           </w:tcPr>
           <w:p>
@@ -2376,7 +2660,7 @@
         </w:tc>
         <w:tc>
           <w:tcPr>
-            <w:tcW w:type="dxa" w:w="1800"/>
+            <w:tcW w:type="dxa" w:w="1450"/>
             <w:vAlign w:val="center"/>
           </w:tcPr>
           <w:p>
@@ -2390,7 +2674,7 @@
         </w:tc>
         <w:tc>
           <w:tcPr>
-            <w:tcW w:type="dxa" w:w="3360"/>
+            <w:tcW w:type="dxa" w:w="1450"/>
             <w:vAlign w:val="center"/>
           </w:tcPr>
           <w:p>
@@ -2399,6 +2683,20 @@
             </w:pPr>
             <w:r>
               <w:t>2295</w:t>
+            </w:r>
+          </w:p>
+        </w:tc>
+        <w:tc>
+          <w:tcPr>
+            <w:tcW w:type="dxa" w:w="2910"/>
+            <w:vAlign w:val="center"/>
+          </w:tcPr>
+          <w:p>
+            <w:pPr>
+              <w:spacing w:after="40"/>
+            </w:pPr>
+            <w:r>
+              <w:t>Reusable discovery workflows reduce daily effort.</w:t>
             </w:r>
           </w:p>
         </w:tc>
@@ -2406,7 +2704,7 @@
       <w:tr>
         <w:tc>
           <w:tcPr>
-            <w:tcW w:type="dxa" w:w="900"/>
+            <w:tcW w:type="dxa" w:w="700"/>
             <w:vAlign w:val="center"/>
           </w:tcPr>
           <w:p>
@@ -2420,7 +2718,7 @@
         </w:tc>
         <w:tc>
           <w:tcPr>
-            <w:tcW w:type="dxa" w:w="3300"/>
+            <w:tcW w:type="dxa" w:w="2850"/>
             <w:vAlign w:val="center"/>
           </w:tcPr>
           <w:p>
@@ -2434,7 +2732,7 @@
         </w:tc>
         <w:tc>
           <w:tcPr>
-            <w:tcW w:type="dxa" w:w="1800"/>
+            <w:tcW w:type="dxa" w:w="1450"/>
             <w:vAlign w:val="center"/>
           </w:tcPr>
           <w:p>
@@ -2448,7 +2746,7 @@
         </w:tc>
         <w:tc>
           <w:tcPr>
-            <w:tcW w:type="dxa" w:w="3360"/>
+            <w:tcW w:type="dxa" w:w="1450"/>
             <w:vAlign w:val="center"/>
           </w:tcPr>
           <w:p>
@@ -2457,6 +2755,20 @@
             </w:pPr>
             <w:r>
               <w:t>1068</w:t>
+            </w:r>
+          </w:p>
+        </w:tc>
+        <w:tc>
+          <w:tcPr>
+            <w:tcW w:type="dxa" w:w="2910"/>
+            <w:vAlign w:val="center"/>
+          </w:tcPr>
+          <w:p>
+            <w:pPr>
+              <w:spacing w:after="40"/>
+            </w:pPr>
+            <w:r>
+              <w:t>Users need evidence before trusting a strategy.</w:t>
             </w:r>
           </w:p>
         </w:tc>
@@ -8491,7 +8803,12 @@
         <w:pStyle w:val="Heading1"/>
       </w:pPr>
       <w:r>
-        <w:t>7. Top 50 discussions by engagement, frequency, comments and length</w:t>
+        <w:t>7. Product opportunity ranking</w:t>
+      </w:r>
+    </w:p>
+    <w:p>
+      <w:r>
+        <w:t>Themes are grouped once across the full corpus. Engagement is a prioritisation signal, not a user count.</w:t>
       </w:r>
     </w:p>
     <w:tbl>
@@ -8504,16 +8821,18 @@
         <w:tblInd w:w="120" w:type="dxa"/>
       </w:tblPr>
       <w:tblGrid>
-        <w:gridCol w:w="1872"/>
-        <w:gridCol w:w="1872"/>
-        <w:gridCol w:w="1872"/>
-        <w:gridCol w:w="1872"/>
-        <w:gridCol w:w="1872"/>
+        <w:gridCol w:w="1337"/>
+        <w:gridCol w:w="1337"/>
+        <w:gridCol w:w="1337"/>
+        <w:gridCol w:w="1337"/>
+        <w:gridCol w:w="1337"/>
+        <w:gridCol w:w="1337"/>
+        <w:gridCol w:w="1337"/>
       </w:tblGrid>
       <w:tr>
         <w:tc>
           <w:tcPr>
-            <w:tcW w:type="dxa" w:w="700"/>
+            <w:tcW w:type="dxa" w:w="1337"/>
             <w:vAlign w:val="center"/>
             <w:shd w:fill="E8EEF5"/>
           </w:tcPr>
@@ -8528,7 +8847,7 @@
         </w:tc>
         <w:tc>
           <w:tcPr>
-            <w:tcW w:type="dxa" w:w="2850"/>
+            <w:tcW w:type="dxa" w:w="1337"/>
             <w:vAlign w:val="center"/>
             <w:shd w:fill="E8EEF5"/>
           </w:tcPr>
@@ -8537,13 +8856,13 @@
               <w:spacing w:after="40"/>
             </w:pPr>
             <w:r>
-              <w:t>Topic category</w:t>
-            </w:r>
-          </w:p>
-        </w:tc>
-        <w:tc>
-          <w:tcPr>
-            <w:tcW w:type="dxa" w:w="1450"/>
+              <w:t>Product theme</w:t>
+            </w:r>
+          </w:p>
+        </w:tc>
+        <w:tc>
+          <w:tcPr>
+            <w:tcW w:type="dxa" w:w="1337"/>
             <w:vAlign w:val="center"/>
             <w:shd w:fill="E8EEF5"/>
           </w:tcPr>
@@ -8552,13 +8871,28 @@
               <w:spacing w:after="40"/>
             </w:pPr>
             <w:r>
+              <w:t>Records</w:t>
+            </w:r>
+          </w:p>
+        </w:tc>
+        <w:tc>
+          <w:tcPr>
+            <w:tcW w:type="dxa" w:w="1337"/>
+            <w:vAlign w:val="center"/>
+            <w:shd w:fill="E8EEF5"/>
+          </w:tcPr>
+          <w:p>
+            <w:pPr>
+              <w:spacing w:after="40"/>
+            </w:pPr>
+            <w:r>
               <w:t>Engagement</w:t>
             </w:r>
           </w:p>
         </w:tc>
         <w:tc>
           <w:tcPr>
-            <w:tcW w:type="dxa" w:w="1450"/>
+            <w:tcW w:type="dxa" w:w="1337"/>
             <w:vAlign w:val="center"/>
             <w:shd w:fill="E8EEF5"/>
           </w:tcPr>
@@ -8573,7 +8907,7 @@
         </w:tc>
         <w:tc>
           <w:tcPr>
-            <w:tcW w:type="dxa" w:w="2910"/>
+            <w:tcW w:type="dxa" w:w="1337"/>
             <w:vAlign w:val="center"/>
             <w:shd w:fill="E8EEF5"/>
           </w:tcPr>
@@ -8582,7 +8916,22 @@
               <w:spacing w:after="40"/>
             </w:pPr>
             <w:r>
-              <w:t>Length (words)</w:t>
+              <w:t>Avg. length</w:t>
+            </w:r>
+          </w:p>
+        </w:tc>
+        <w:tc>
+          <w:tcPr>
+            <w:tcW w:type="dxa" w:w="1337"/>
+            <w:vAlign w:val="center"/>
+            <w:shd w:fill="E8EEF5"/>
+          </w:tcPr>
+          <w:p>
+            <w:pPr>
+              <w:spacing w:after="40"/>
+            </w:pPr>
+            <w:r>
+              <w:t>Product implication</w:t>
             </w:r>
           </w:p>
         </w:tc>
@@ -8590,7 +8939,7 @@
       <w:tr>
         <w:tc>
           <w:tcPr>
-            <w:tcW w:type="dxa" w:w="700"/>
+            <w:tcW w:type="dxa" w:w="1337"/>
             <w:vAlign w:val="center"/>
           </w:tcPr>
           <w:p>
@@ -8604,57 +8953,85 @@
         </w:tc>
         <w:tc>
           <w:tcPr>
-            <w:tcW w:type="dxa" w:w="2850"/>
-            <w:vAlign w:val="center"/>
-          </w:tcPr>
-          <w:p>
-            <w:pPr>
-              <w:spacing w:after="40"/>
-            </w:pPr>
-            <w:r>
-              <w:t>Charts and charting</w:t>
-            </w:r>
-          </w:p>
-        </w:tc>
-        <w:tc>
-          <w:tcPr>
-            <w:tcW w:type="dxa" w:w="1450"/>
-            <w:vAlign w:val="center"/>
-          </w:tcPr>
-          <w:p>
-            <w:pPr>
-              <w:spacing w:after="40"/>
-            </w:pPr>
-            <w:r>
-              <w:t>345</w:t>
-            </w:r>
-          </w:p>
-        </w:tc>
-        <w:tc>
-          <w:tcPr>
-            <w:tcW w:type="dxa" w:w="1450"/>
-            <w:vAlign w:val="center"/>
-          </w:tcPr>
-          <w:p>
-            <w:pPr>
-              <w:spacing w:after="40"/>
-            </w:pPr>
-            <w:r>
-              <w:t>0</w:t>
-            </w:r>
-          </w:p>
-        </w:tc>
-        <w:tc>
-          <w:tcPr>
-            <w:tcW w:type="dxa" w:w="2910"/>
-            <w:vAlign w:val="center"/>
-          </w:tcPr>
-          <w:p>
-            <w:pPr>
-              <w:spacing w:after="40"/>
-            </w:pPr>
-            <w:r>
-              <w:t>206</w:t>
+            <w:tcW w:type="dxa" w:w="1337"/>
+            <w:vAlign w:val="center"/>
+          </w:tcPr>
+          <w:p>
+            <w:pPr>
+              <w:spacing w:after="40"/>
+            </w:pPr>
+            <w:r>
+              <w:t>Option-chain analytics</w:t>
+            </w:r>
+          </w:p>
+        </w:tc>
+        <w:tc>
+          <w:tcPr>
+            <w:tcW w:type="dxa" w:w="1337"/>
+            <w:vAlign w:val="center"/>
+          </w:tcPr>
+          <w:p>
+            <w:pPr>
+              <w:spacing w:after="40"/>
+            </w:pPr>
+            <w:r>
+              <w:t>9620</w:t>
+            </w:r>
+          </w:p>
+        </w:tc>
+        <w:tc>
+          <w:tcPr>
+            <w:tcW w:type="dxa" w:w="1337"/>
+            <w:vAlign w:val="center"/>
+          </w:tcPr>
+          <w:p>
+            <w:pPr>
+              <w:spacing w:after="40"/>
+            </w:pPr>
+            <w:r>
+              <w:t>69396</w:t>
+            </w:r>
+          </w:p>
+        </w:tc>
+        <w:tc>
+          <w:tcPr>
+            <w:tcW w:type="dxa" w:w="1337"/>
+            <w:vAlign w:val="center"/>
+          </w:tcPr>
+          <w:p>
+            <w:pPr>
+              <w:spacing w:after="40"/>
+            </w:pPr>
+            <w:r>
+              <w:t>6520</w:t>
+            </w:r>
+          </w:p>
+        </w:tc>
+        <w:tc>
+          <w:tcPr>
+            <w:tcW w:type="dxa" w:w="1337"/>
+            <w:vAlign w:val="center"/>
+          </w:tcPr>
+          <w:p>
+            <w:pPr>
+              <w:spacing w:after="40"/>
+            </w:pPr>
+            <w:r>
+              <w:t>272</w:t>
+            </w:r>
+          </w:p>
+        </w:tc>
+        <w:tc>
+          <w:tcPr>
+            <w:tcW w:type="dxa" w:w="1337"/>
+            <w:vAlign w:val="center"/>
+          </w:tcPr>
+          <w:p>
+            <w:pPr>
+              <w:spacing w:after="40"/>
+            </w:pPr>
+            <w:r>
+              <w:t>Expose actionable chain filters, OI/IV context and saved views.</w:t>
             </w:r>
           </w:p>
         </w:tc>
@@ -8662,7 +9039,7 @@
       <w:tr>
         <w:tc>
           <w:tcPr>
-            <w:tcW w:type="dxa" w:w="700"/>
+            <w:tcW w:type="dxa" w:w="1337"/>
             <w:vAlign w:val="center"/>
           </w:tcPr>
           <w:p>
@@ -8676,57 +9053,85 @@
         </w:tc>
         <w:tc>
           <w:tcPr>
-            <w:tcW w:type="dxa" w:w="2850"/>
-            <w:vAlign w:val="center"/>
-          </w:tcPr>
-          <w:p>
-            <w:pPr>
-              <w:spacing w:after="40"/>
-            </w:pPr>
-            <w:r>
-              <w:t>Indicators</w:t>
-            </w:r>
-          </w:p>
-        </w:tc>
-        <w:tc>
-          <w:tcPr>
-            <w:tcW w:type="dxa" w:w="1450"/>
-            <w:vAlign w:val="center"/>
-          </w:tcPr>
-          <w:p>
-            <w:pPr>
-              <w:spacing w:after="40"/>
-            </w:pPr>
-            <w:r>
-              <w:t>237</w:t>
-            </w:r>
-          </w:p>
-        </w:tc>
-        <w:tc>
-          <w:tcPr>
-            <w:tcW w:type="dxa" w:w="1450"/>
-            <w:vAlign w:val="center"/>
-          </w:tcPr>
-          <w:p>
-            <w:pPr>
-              <w:spacing w:after="40"/>
-            </w:pPr>
-            <w:r>
-              <w:t>0</w:t>
-            </w:r>
-          </w:p>
-        </w:tc>
-        <w:tc>
-          <w:tcPr>
-            <w:tcW w:type="dxa" w:w="2910"/>
-            <w:vAlign w:val="center"/>
-          </w:tcPr>
-          <w:p>
-            <w:pPr>
-              <w:spacing w:after="40"/>
-            </w:pPr>
-            <w:r>
-              <w:t>148</w:t>
+            <w:tcW w:type="dxa" w:w="1337"/>
+            <w:vAlign w:val="center"/>
+          </w:tcPr>
+          <w:p>
+            <w:pPr>
+              <w:spacing w:after="40"/>
+            </w:pPr>
+            <w:r>
+              <w:t>Execution and order workflow</w:t>
+            </w:r>
+          </w:p>
+        </w:tc>
+        <w:tc>
+          <w:tcPr>
+            <w:tcW w:type="dxa" w:w="1337"/>
+            <w:vAlign w:val="center"/>
+          </w:tcPr>
+          <w:p>
+            <w:pPr>
+              <w:spacing w:after="40"/>
+            </w:pPr>
+            <w:r>
+              <w:t>8731</w:t>
+            </w:r>
+          </w:p>
+        </w:tc>
+        <w:tc>
+          <w:tcPr>
+            <w:tcW w:type="dxa" w:w="1337"/>
+            <w:vAlign w:val="center"/>
+          </w:tcPr>
+          <w:p>
+            <w:pPr>
+              <w:spacing w:after="40"/>
+            </w:pPr>
+            <w:r>
+              <w:t>63344</w:t>
+            </w:r>
+          </w:p>
+        </w:tc>
+        <w:tc>
+          <w:tcPr>
+            <w:tcW w:type="dxa" w:w="1337"/>
+            <w:vAlign w:val="center"/>
+          </w:tcPr>
+          <w:p>
+            <w:pPr>
+              <w:spacing w:after="40"/>
+            </w:pPr>
+            <w:r>
+              <w:t>6215</w:t>
+            </w:r>
+          </w:p>
+        </w:tc>
+        <w:tc>
+          <w:tcPr>
+            <w:tcW w:type="dxa" w:w="1337"/>
+            <w:vAlign w:val="center"/>
+          </w:tcPr>
+          <w:p>
+            <w:pPr>
+              <w:spacing w:after="40"/>
+            </w:pPr>
+            <w:r>
+              <w:t>273</w:t>
+            </w:r>
+          </w:p>
+        </w:tc>
+        <w:tc>
+          <w:tcPr>
+            <w:tcW w:type="dxa" w:w="1337"/>
+            <w:vAlign w:val="center"/>
+          </w:tcPr>
+          <w:p>
+            <w:pPr>
+              <w:spacing w:after="40"/>
+            </w:pPr>
+            <w:r>
+              <w:t>Reduce chart-to-order friction and make order status explicit.</w:t>
             </w:r>
           </w:p>
         </w:tc>
@@ -8734,7 +9139,7 @@
       <w:tr>
         <w:tc>
           <w:tcPr>
-            <w:tcW w:type="dxa" w:w="700"/>
+            <w:tcW w:type="dxa" w:w="1337"/>
             <w:vAlign w:val="center"/>
           </w:tcPr>
           <w:p>
@@ -8748,7 +9153,7 @@
         </w:tc>
         <w:tc>
           <w:tcPr>
-            <w:tcW w:type="dxa" w:w="2850"/>
+            <w:tcW w:type="dxa" w:w="1337"/>
             <w:vAlign w:val="center"/>
           </w:tcPr>
           <w:p>
@@ -8762,43 +9167,71 @@
         </w:tc>
         <w:tc>
           <w:tcPr>
-            <w:tcW w:type="dxa" w:w="1450"/>
-            <w:vAlign w:val="center"/>
-          </w:tcPr>
-          <w:p>
-            <w:pPr>
-              <w:spacing w:after="40"/>
-            </w:pPr>
-            <w:r>
-              <w:t>207</w:t>
-            </w:r>
-          </w:p>
-        </w:tc>
-        <w:tc>
-          <w:tcPr>
-            <w:tcW w:type="dxa" w:w="1450"/>
-            <w:vAlign w:val="center"/>
-          </w:tcPr>
-          <w:p>
-            <w:pPr>
-              <w:spacing w:after="40"/>
-            </w:pPr>
-            <w:r>
-              <w:t>1</w:t>
-            </w:r>
-          </w:p>
-        </w:tc>
-        <w:tc>
-          <w:tcPr>
-            <w:tcW w:type="dxa" w:w="2910"/>
-            <w:vAlign w:val="center"/>
-          </w:tcPr>
-          <w:p>
-            <w:pPr>
-              <w:spacing w:after="40"/>
-            </w:pPr>
-            <w:r>
-              <w:t>302</w:t>
+            <w:tcW w:type="dxa" w:w="1337"/>
+            <w:vAlign w:val="center"/>
+          </w:tcPr>
+          <w:p>
+            <w:pPr>
+              <w:spacing w:after="40"/>
+            </w:pPr>
+            <w:r>
+              <w:t>7763</w:t>
+            </w:r>
+          </w:p>
+        </w:tc>
+        <w:tc>
+          <w:tcPr>
+            <w:tcW w:type="dxa" w:w="1337"/>
+            <w:vAlign w:val="center"/>
+          </w:tcPr>
+          <w:p>
+            <w:pPr>
+              <w:spacing w:after="40"/>
+            </w:pPr>
+            <w:r>
+              <w:t>58017</w:t>
+            </w:r>
+          </w:p>
+        </w:tc>
+        <w:tc>
+          <w:tcPr>
+            <w:tcW w:type="dxa" w:w="1337"/>
+            <w:vAlign w:val="center"/>
+          </w:tcPr>
+          <w:p>
+            <w:pPr>
+              <w:spacing w:after="40"/>
+            </w:pPr>
+            <w:r>
+              <w:t>4562</w:t>
+            </w:r>
+          </w:p>
+        </w:tc>
+        <w:tc>
+          <w:tcPr>
+            <w:tcW w:type="dxa" w:w="1337"/>
+            <w:vAlign w:val="center"/>
+          </w:tcPr>
+          <w:p>
+            <w:pPr>
+              <w:spacing w:after="40"/>
+            </w:pPr>
+            <w:r>
+              <w:t>296</w:t>
+            </w:r>
+          </w:p>
+        </w:tc>
+        <w:tc>
+          <w:tcPr>
+            <w:tcW w:type="dxa" w:w="1337"/>
+            <w:vAlign w:val="center"/>
+          </w:tcPr>
+          <w:p>
+            <w:pPr>
+              <w:spacing w:after="40"/>
+            </w:pPr>
+            <w:r>
+              <w:t>Prioritise fast indicator setup, presets and clear explanations.</w:t>
             </w:r>
           </w:p>
         </w:tc>
@@ -8806,7 +9239,7 @@
       <w:tr>
         <w:tc>
           <w:tcPr>
-            <w:tcW w:type="dxa" w:w="700"/>
+            <w:tcW w:type="dxa" w:w="1337"/>
             <w:vAlign w:val="center"/>
           </w:tcPr>
           <w:p>
@@ -8820,57 +9253,85 @@
         </w:tc>
         <w:tc>
           <w:tcPr>
-            <w:tcW w:type="dxa" w:w="2850"/>
-            <w:vAlign w:val="center"/>
-          </w:tcPr>
-          <w:p>
-            <w:pPr>
-              <w:spacing w:after="40"/>
-            </w:pPr>
-            <w:r>
-              <w:t>Charts and charting</w:t>
-            </w:r>
-          </w:p>
-        </w:tc>
-        <w:tc>
-          <w:tcPr>
-            <w:tcW w:type="dxa" w:w="1450"/>
-            <w:vAlign w:val="center"/>
-          </w:tcPr>
-          <w:p>
-            <w:pPr>
-              <w:spacing w:after="40"/>
-            </w:pPr>
-            <w:r>
-              <w:t>190</w:t>
-            </w:r>
-          </w:p>
-        </w:tc>
-        <w:tc>
-          <w:tcPr>
-            <w:tcW w:type="dxa" w:w="1450"/>
-            <w:vAlign w:val="center"/>
-          </w:tcPr>
-          <w:p>
-            <w:pPr>
-              <w:spacing w:after="40"/>
-            </w:pPr>
-            <w:r>
-              <w:t>4</w:t>
-            </w:r>
-          </w:p>
-        </w:tc>
-        <w:tc>
-          <w:tcPr>
-            <w:tcW w:type="dxa" w:w="2910"/>
-            <w:vAlign w:val="center"/>
-          </w:tcPr>
-          <w:p>
-            <w:pPr>
-              <w:spacing w:after="40"/>
-            </w:pPr>
-            <w:r>
-              <w:t>452</w:t>
+            <w:tcW w:type="dxa" w:w="1337"/>
+            <w:vAlign w:val="center"/>
+          </w:tcPr>
+          <w:p>
+            <w:pPr>
+              <w:spacing w:after="40"/>
+            </w:pPr>
+            <w:r>
+              <w:t>Risk and payoff</w:t>
+            </w:r>
+          </w:p>
+        </w:tc>
+        <w:tc>
+          <w:tcPr>
+            <w:tcW w:type="dxa" w:w="1337"/>
+            <w:vAlign w:val="center"/>
+          </w:tcPr>
+          <w:p>
+            <w:pPr>
+              <w:spacing w:after="40"/>
+            </w:pPr>
+            <w:r>
+              <w:t>6628</w:t>
+            </w:r>
+          </w:p>
+        </w:tc>
+        <w:tc>
+          <w:tcPr>
+            <w:tcW w:type="dxa" w:w="1337"/>
+            <w:vAlign w:val="center"/>
+          </w:tcPr>
+          <w:p>
+            <w:pPr>
+              <w:spacing w:after="40"/>
+            </w:pPr>
+            <w:r>
+              <w:t>48539</w:t>
+            </w:r>
+          </w:p>
+        </w:tc>
+        <w:tc>
+          <w:tcPr>
+            <w:tcW w:type="dxa" w:w="1337"/>
+            <w:vAlign w:val="center"/>
+          </w:tcPr>
+          <w:p>
+            <w:pPr>
+              <w:spacing w:after="40"/>
+            </w:pPr>
+            <w:r>
+              <w:t>4213</w:t>
+            </w:r>
+          </w:p>
+        </w:tc>
+        <w:tc>
+          <w:tcPr>
+            <w:tcW w:type="dxa" w:w="1337"/>
+            <w:vAlign w:val="center"/>
+          </w:tcPr>
+          <w:p>
+            <w:pPr>
+              <w:spacing w:after="40"/>
+            </w:pPr>
+            <w:r>
+              <w:t>279</w:t>
+            </w:r>
+          </w:p>
+        </w:tc>
+        <w:tc>
+          <w:tcPr>
+            <w:tcW w:type="dxa" w:w="1337"/>
+            <w:vAlign w:val="center"/>
+          </w:tcPr>
+          <w:p>
+            <w:pPr>
+              <w:spacing w:after="40"/>
+            </w:pPr>
+            <w:r>
+              <w:t>Make payoff, SL/TP and risk-reward visible before order placement.</w:t>
             </w:r>
           </w:p>
         </w:tc>
@@ -8878,7 +9339,7 @@
       <w:tr>
         <w:tc>
           <w:tcPr>
-            <w:tcW w:type="dxa" w:w="700"/>
+            <w:tcW w:type="dxa" w:w="1337"/>
             <w:vAlign w:val="center"/>
           </w:tcPr>
           <w:p>
@@ -8892,7 +9353,7 @@
         </w:tc>
         <w:tc>
           <w:tcPr>
-            <w:tcW w:type="dxa" w:w="2850"/>
+            <w:tcW w:type="dxa" w:w="1337"/>
             <w:vAlign w:val="center"/>
           </w:tcPr>
           <w:p>
@@ -8906,43 +9367,71 @@
         </w:tc>
         <w:tc>
           <w:tcPr>
-            <w:tcW w:type="dxa" w:w="1450"/>
-            <w:vAlign w:val="center"/>
-          </w:tcPr>
-          <w:p>
-            <w:pPr>
-              <w:spacing w:after="40"/>
-            </w:pPr>
-            <w:r>
-              <w:t>186</w:t>
-            </w:r>
-          </w:p>
-        </w:tc>
-        <w:tc>
-          <w:tcPr>
-            <w:tcW w:type="dxa" w:w="1450"/>
-            <w:vAlign w:val="center"/>
-          </w:tcPr>
-          <w:p>
-            <w:pPr>
-              <w:spacing w:after="40"/>
-            </w:pPr>
-            <w:r>
-              <w:t>4</w:t>
-            </w:r>
-          </w:p>
-        </w:tc>
-        <w:tc>
-          <w:tcPr>
-            <w:tcW w:type="dxa" w:w="2910"/>
-            <w:vAlign w:val="center"/>
-          </w:tcPr>
-          <w:p>
-            <w:pPr>
-              <w:spacing w:after="40"/>
-            </w:pPr>
-            <w:r>
-              <w:t>1052</w:t>
+            <w:tcW w:type="dxa" w:w="1337"/>
+            <w:vAlign w:val="center"/>
+          </w:tcPr>
+          <w:p>
+            <w:pPr>
+              <w:spacing w:after="40"/>
+            </w:pPr>
+            <w:r>
+              <w:t>6044</w:t>
+            </w:r>
+          </w:p>
+        </w:tc>
+        <w:tc>
+          <w:tcPr>
+            <w:tcW w:type="dxa" w:w="1337"/>
+            <w:vAlign w:val="center"/>
+          </w:tcPr>
+          <w:p>
+            <w:pPr>
+              <w:spacing w:after="40"/>
+            </w:pPr>
+            <w:r>
+              <w:t>44013</w:t>
+            </w:r>
+          </w:p>
+        </w:tc>
+        <w:tc>
+          <w:tcPr>
+            <w:tcW w:type="dxa" w:w="1337"/>
+            <w:vAlign w:val="center"/>
+          </w:tcPr>
+          <w:p>
+            <w:pPr>
+              <w:spacing w:after="40"/>
+            </w:pPr>
+            <w:r>
+              <w:t>3845</w:t>
+            </w:r>
+          </w:p>
+        </w:tc>
+        <w:tc>
+          <w:tcPr>
+            <w:tcW w:type="dxa" w:w="1337"/>
+            <w:vAlign w:val="center"/>
+          </w:tcPr>
+          <w:p>
+            <w:pPr>
+              <w:spacing w:after="40"/>
+            </w:pPr>
+            <w:r>
+              <w:t>300</w:t>
+            </w:r>
+          </w:p>
+        </w:tc>
+        <w:tc>
+          <w:tcPr>
+            <w:tcW w:type="dxa" w:w="1337"/>
+            <w:vAlign w:val="center"/>
+          </w:tcPr>
+          <w:p>
+            <w:pPr>
+              <w:spacing w:after="40"/>
+            </w:pPr>
+            <w:r>
+              <w:t>Invest in speed, layouts, drawings and consistent price display.</w:t>
             </w:r>
           </w:p>
         </w:tc>
@@ -8950,7 +9439,7 @@
       <w:tr>
         <w:tc>
           <w:tcPr>
-            <w:tcW w:type="dxa" w:w="700"/>
+            <w:tcW w:type="dxa" w:w="1337"/>
             <w:vAlign w:val="center"/>
           </w:tcPr>
           <w:p>
@@ -8964,57 +9453,85 @@
         </w:tc>
         <w:tc>
           <w:tcPr>
-            <w:tcW w:type="dxa" w:w="2850"/>
-            <w:vAlign w:val="center"/>
-          </w:tcPr>
-          <w:p>
-            <w:pPr>
-              <w:spacing w:after="40"/>
-            </w:pPr>
-            <w:r>
-              <w:t>Charts and charting</w:t>
-            </w:r>
-          </w:p>
-        </w:tc>
-        <w:tc>
-          <w:tcPr>
-            <w:tcW w:type="dxa" w:w="1450"/>
-            <w:vAlign w:val="center"/>
-          </w:tcPr>
-          <w:p>
-            <w:pPr>
-              <w:spacing w:after="40"/>
-            </w:pPr>
-            <w:r>
-              <w:t>177</w:t>
-            </w:r>
-          </w:p>
-        </w:tc>
-        <w:tc>
-          <w:tcPr>
-            <w:tcW w:type="dxa" w:w="1450"/>
-            <w:vAlign w:val="center"/>
-          </w:tcPr>
-          <w:p>
-            <w:pPr>
-              <w:spacing w:after="40"/>
-            </w:pPr>
-            <w:r>
-              <w:t>4</w:t>
-            </w:r>
-          </w:p>
-        </w:tc>
-        <w:tc>
-          <w:tcPr>
-            <w:tcW w:type="dxa" w:w="2910"/>
-            <w:vAlign w:val="center"/>
-          </w:tcPr>
-          <w:p>
-            <w:pPr>
-              <w:spacing w:after="40"/>
-            </w:pPr>
-            <w:r>
-              <w:t>257</w:t>
+            <w:tcW w:type="dxa" w:w="1337"/>
+            <w:vAlign w:val="center"/>
+          </w:tcPr>
+          <w:p>
+            <w:pPr>
+              <w:spacing w:after="40"/>
+            </w:pPr>
+            <w:r>
+              <w:t>Community and ideas</w:t>
+            </w:r>
+          </w:p>
+        </w:tc>
+        <w:tc>
+          <w:tcPr>
+            <w:tcW w:type="dxa" w:w="1337"/>
+            <w:vAlign w:val="center"/>
+          </w:tcPr>
+          <w:p>
+            <w:pPr>
+              <w:spacing w:after="40"/>
+            </w:pPr>
+            <w:r>
+              <w:t>4356</w:t>
+            </w:r>
+          </w:p>
+        </w:tc>
+        <w:tc>
+          <w:tcPr>
+            <w:tcW w:type="dxa" w:w="1337"/>
+            <w:vAlign w:val="center"/>
+          </w:tcPr>
+          <w:p>
+            <w:pPr>
+              <w:spacing w:after="40"/>
+            </w:pPr>
+            <w:r>
+              <w:t>34169</w:t>
+            </w:r>
+          </w:p>
+        </w:tc>
+        <w:tc>
+          <w:tcPr>
+            <w:tcW w:type="dxa" w:w="1337"/>
+            <w:vAlign w:val="center"/>
+          </w:tcPr>
+          <w:p>
+            <w:pPr>
+              <w:spacing w:after="40"/>
+            </w:pPr>
+            <w:r>
+              <w:t>2533</w:t>
+            </w:r>
+          </w:p>
+        </w:tc>
+        <w:tc>
+          <w:tcPr>
+            <w:tcW w:type="dxa" w:w="1337"/>
+            <w:vAlign w:val="center"/>
+          </w:tcPr>
+          <w:p>
+            <w:pPr>
+              <w:spacing w:after="40"/>
+            </w:pPr>
+            <w:r>
+              <w:t>326</w:t>
+            </w:r>
+          </w:p>
+        </w:tc>
+        <w:tc>
+          <w:tcPr>
+            <w:tcW w:type="dxa" w:w="1337"/>
+            <w:vAlign w:val="center"/>
+          </w:tcPr>
+          <w:p>
+            <w:pPr>
+              <w:spacing w:after="40"/>
+            </w:pPr>
+            <w:r>
+              <w:t>Improve discovery, publishing, follow and idea-to-trade workflows.</w:t>
             </w:r>
           </w:p>
         </w:tc>
@@ -9022,7 +9539,7 @@
       <w:tr>
         <w:tc>
           <w:tcPr>
-            <w:tcW w:type="dxa" w:w="700"/>
+            <w:tcW w:type="dxa" w:w="1337"/>
             <w:vAlign w:val="center"/>
           </w:tcPr>
           <w:p>
@@ -9036,57 +9553,85 @@
         </w:tc>
         <w:tc>
           <w:tcPr>
-            <w:tcW w:type="dxa" w:w="2850"/>
-            <w:vAlign w:val="center"/>
-          </w:tcPr>
-          <w:p>
-            <w:pPr>
-              <w:spacing w:after="40"/>
-            </w:pPr>
-            <w:r>
-              <w:t>Charts and charting</w:t>
-            </w:r>
-          </w:p>
-        </w:tc>
-        <w:tc>
-          <w:tcPr>
-            <w:tcW w:type="dxa" w:w="1450"/>
-            <w:vAlign w:val="center"/>
-          </w:tcPr>
-          <w:p>
-            <w:pPr>
-              <w:spacing w:after="40"/>
-            </w:pPr>
-            <w:r>
-              <w:t>173</w:t>
-            </w:r>
-          </w:p>
-        </w:tc>
-        <w:tc>
-          <w:tcPr>
-            <w:tcW w:type="dxa" w:w="1450"/>
-            <w:vAlign w:val="center"/>
-          </w:tcPr>
-          <w:p>
-            <w:pPr>
-              <w:spacing w:after="40"/>
-            </w:pPr>
-            <w:r>
-              <w:t>2</w:t>
-            </w:r>
-          </w:p>
-        </w:tc>
-        <w:tc>
-          <w:tcPr>
-            <w:tcW w:type="dxa" w:w="2910"/>
-            <w:vAlign w:val="center"/>
-          </w:tcPr>
-          <w:p>
-            <w:pPr>
-              <w:spacing w:after="40"/>
-            </w:pPr>
-            <w:r>
-              <w:t>139</w:t>
+            <w:tcW w:type="dxa" w:w="1337"/>
+            <w:vAlign w:val="center"/>
+          </w:tcPr>
+          <w:p>
+            <w:pPr>
+              <w:spacing w:after="40"/>
+            </w:pPr>
+            <w:r>
+              <w:t>Alerts and automation</w:t>
+            </w:r>
+          </w:p>
+        </w:tc>
+        <w:tc>
+          <w:tcPr>
+            <w:tcW w:type="dxa" w:w="1337"/>
+            <w:vAlign w:val="center"/>
+          </w:tcPr>
+          <w:p>
+            <w:pPr>
+              <w:spacing w:after="40"/>
+            </w:pPr>
+            <w:r>
+              <w:t>2026</w:t>
+            </w:r>
+          </w:p>
+        </w:tc>
+        <w:tc>
+          <w:tcPr>
+            <w:tcW w:type="dxa" w:w="1337"/>
+            <w:vAlign w:val="center"/>
+          </w:tcPr>
+          <w:p>
+            <w:pPr>
+              <w:spacing w:after="40"/>
+            </w:pPr>
+            <w:r>
+              <w:t>15057</w:t>
+            </w:r>
+          </w:p>
+        </w:tc>
+        <w:tc>
+          <w:tcPr>
+            <w:tcW w:type="dxa" w:w="1337"/>
+            <w:vAlign w:val="center"/>
+          </w:tcPr>
+          <w:p>
+            <w:pPr>
+              <w:spacing w:after="40"/>
+            </w:pPr>
+            <w:r>
+              <w:t>1128</w:t>
+            </w:r>
+          </w:p>
+        </w:tc>
+        <w:tc>
+          <w:tcPr>
+            <w:tcW w:type="dxa" w:w="1337"/>
+            <w:vAlign w:val="center"/>
+          </w:tcPr>
+          <w:p>
+            <w:pPr>
+              <w:spacing w:after="40"/>
+            </w:pPr>
+            <w:r>
+              <w:t>383</w:t>
+            </w:r>
+          </w:p>
+        </w:tc>
+        <w:tc>
+          <w:tcPr>
+            <w:tcW w:type="dxa" w:w="1337"/>
+            <w:vAlign w:val="center"/>
+          </w:tcPr>
+          <w:p>
+            <w:pPr>
+              <w:spacing w:after="40"/>
+            </w:pPr>
+            <w:r>
+              <w:t>Support dependable alerts, webhooks and reusable conditions.</w:t>
             </w:r>
           </w:p>
         </w:tc>
@@ -9094,7 +9639,7 @@
       <w:tr>
         <w:tc>
           <w:tcPr>
-            <w:tcW w:type="dxa" w:w="700"/>
+            <w:tcW w:type="dxa" w:w="1337"/>
             <w:vAlign w:val="center"/>
           </w:tcPr>
           <w:p>
@@ -9108,57 +9653,85 @@
         </w:tc>
         <w:tc>
           <w:tcPr>
-            <w:tcW w:type="dxa" w:w="2850"/>
-            <w:vAlign w:val="center"/>
-          </w:tcPr>
-          <w:p>
-            <w:pPr>
-              <w:spacing w:after="40"/>
-            </w:pPr>
-            <w:r>
-              <w:t>Charts and charting</w:t>
-            </w:r>
-          </w:p>
-        </w:tc>
-        <w:tc>
-          <w:tcPr>
-            <w:tcW w:type="dxa" w:w="1450"/>
-            <w:vAlign w:val="center"/>
-          </w:tcPr>
-          <w:p>
-            <w:pPr>
-              <w:spacing w:after="40"/>
-            </w:pPr>
-            <w:r>
-              <w:t>172</w:t>
-            </w:r>
-          </w:p>
-        </w:tc>
-        <w:tc>
-          <w:tcPr>
-            <w:tcW w:type="dxa" w:w="1450"/>
-            <w:vAlign w:val="center"/>
-          </w:tcPr>
-          <w:p>
-            <w:pPr>
-              <w:spacing w:after="40"/>
-            </w:pPr>
-            <w:r>
-              <w:t>10</w:t>
-            </w:r>
-          </w:p>
-        </w:tc>
-        <w:tc>
-          <w:tcPr>
-            <w:tcW w:type="dxa" w:w="2910"/>
-            <w:vAlign w:val="center"/>
-          </w:tcPr>
-          <w:p>
-            <w:pPr>
-              <w:spacing w:after="40"/>
-            </w:pPr>
-            <w:r>
-              <w:t>194</w:t>
+            <w:tcW w:type="dxa" w:w="1337"/>
+            <w:vAlign w:val="center"/>
+          </w:tcPr>
+          <w:p>
+            <w:pPr>
+              <w:spacing w:after="40"/>
+            </w:pPr>
+            <w:r>
+              <w:t>Performance and reliability</w:t>
+            </w:r>
+          </w:p>
+        </w:tc>
+        <w:tc>
+          <w:tcPr>
+            <w:tcW w:type="dxa" w:w="1337"/>
+            <w:vAlign w:val="center"/>
+          </w:tcPr>
+          <w:p>
+            <w:pPr>
+              <w:spacing w:after="40"/>
+            </w:pPr>
+            <w:r>
+              <w:t>1437</w:t>
+            </w:r>
+          </w:p>
+        </w:tc>
+        <w:tc>
+          <w:tcPr>
+            <w:tcW w:type="dxa" w:w="1337"/>
+            <w:vAlign w:val="center"/>
+          </w:tcPr>
+          <w:p>
+            <w:pPr>
+              <w:spacing w:after="40"/>
+            </w:pPr>
+            <w:r>
+              <w:t>14638</w:t>
+            </w:r>
+          </w:p>
+        </w:tc>
+        <w:tc>
+          <w:tcPr>
+            <w:tcW w:type="dxa" w:w="1337"/>
+            <w:vAlign w:val="center"/>
+          </w:tcPr>
+          <w:p>
+            <w:pPr>
+              <w:spacing w:after="40"/>
+            </w:pPr>
+            <w:r>
+              <w:t>1163</w:t>
+            </w:r>
+          </w:p>
+        </w:tc>
+        <w:tc>
+          <w:tcPr>
+            <w:tcW w:type="dxa" w:w="1337"/>
+            <w:vAlign w:val="center"/>
+          </w:tcPr>
+          <w:p>
+            <w:pPr>
+              <w:spacing w:after="40"/>
+            </w:pPr>
+            <w:r>
+              <w:t>389</w:t>
+            </w:r>
+          </w:p>
+        </w:tc>
+        <w:tc>
+          <w:tcPr>
+            <w:tcW w:type="dxa" w:w="1337"/>
+            <w:vAlign w:val="center"/>
+          </w:tcPr>
+          <w:p>
+            <w:pPr>
+              <w:spacing w:after="40"/>
+            </w:pPr>
+            <w:r>
+              <w:t>Instrument load time, errors and disconnects and surface status.</w:t>
             </w:r>
           </w:p>
         </w:tc>
@@ -9166,7 +9739,7 @@
       <w:tr>
         <w:tc>
           <w:tcPr>
-            <w:tcW w:type="dxa" w:w="700"/>
+            <w:tcW w:type="dxa" w:w="1337"/>
             <w:vAlign w:val="center"/>
           </w:tcPr>
           <w:p>
@@ -9180,57 +9753,85 @@
         </w:tc>
         <w:tc>
           <w:tcPr>
-            <w:tcW w:type="dxa" w:w="2850"/>
-            <w:vAlign w:val="center"/>
-          </w:tcPr>
-          <w:p>
-            <w:pPr>
-              <w:spacing w:after="40"/>
-            </w:pPr>
-            <w:r>
-              <w:t>Charts and charting</w:t>
-            </w:r>
-          </w:p>
-        </w:tc>
-        <w:tc>
-          <w:tcPr>
-            <w:tcW w:type="dxa" w:w="1450"/>
-            <w:vAlign w:val="center"/>
-          </w:tcPr>
-          <w:p>
-            <w:pPr>
-              <w:spacing w:after="40"/>
-            </w:pPr>
-            <w:r>
-              <w:t>170</w:t>
-            </w:r>
-          </w:p>
-        </w:tc>
-        <w:tc>
-          <w:tcPr>
-            <w:tcW w:type="dxa" w:w="1450"/>
-            <w:vAlign w:val="center"/>
-          </w:tcPr>
-          <w:p>
-            <w:pPr>
-              <w:spacing w:after="40"/>
-            </w:pPr>
-            <w:r>
-              <w:t>0</w:t>
-            </w:r>
-          </w:p>
-        </w:tc>
-        <w:tc>
-          <w:tcPr>
-            <w:tcW w:type="dxa" w:w="2910"/>
-            <w:vAlign w:val="center"/>
-          </w:tcPr>
-          <w:p>
-            <w:pPr>
-              <w:spacing w:after="40"/>
-            </w:pPr>
-            <w:r>
-              <w:t>69</w:t>
+            <w:tcW w:type="dxa" w:w="1337"/>
+            <w:vAlign w:val="center"/>
+          </w:tcPr>
+          <w:p>
+            <w:pPr>
+              <w:spacing w:after="40"/>
+            </w:pPr>
+            <w:r>
+              <w:t>Watchlists and screeners</w:t>
+            </w:r>
+          </w:p>
+        </w:tc>
+        <w:tc>
+          <w:tcPr>
+            <w:tcW w:type="dxa" w:w="1337"/>
+            <w:vAlign w:val="center"/>
+          </w:tcPr>
+          <w:p>
+            <w:pPr>
+              <w:spacing w:after="40"/>
+            </w:pPr>
+            <w:r>
+              <w:t>207</w:t>
+            </w:r>
+          </w:p>
+        </w:tc>
+        <w:tc>
+          <w:tcPr>
+            <w:tcW w:type="dxa" w:w="1337"/>
+            <w:vAlign w:val="center"/>
+          </w:tcPr>
+          <w:p>
+            <w:pPr>
+              <w:spacing w:after="40"/>
+            </w:pPr>
+            <w:r>
+              <w:t>2295</w:t>
+            </w:r>
+          </w:p>
+        </w:tc>
+        <w:tc>
+          <w:tcPr>
+            <w:tcW w:type="dxa" w:w="1337"/>
+            <w:vAlign w:val="center"/>
+          </w:tcPr>
+          <w:p>
+            <w:pPr>
+              <w:spacing w:after="40"/>
+            </w:pPr>
+            <w:r>
+              <w:t>176</w:t>
+            </w:r>
+          </w:p>
+        </w:tc>
+        <w:tc>
+          <w:tcPr>
+            <w:tcW w:type="dxa" w:w="1337"/>
+            <w:vAlign w:val="center"/>
+          </w:tcPr>
+          <w:p>
+            <w:pPr>
+              <w:spacing w:after="40"/>
+            </w:pPr>
+            <w:r>
+              <w:t>292</w:t>
+            </w:r>
+          </w:p>
+        </w:tc>
+        <w:tc>
+          <w:tcPr>
+            <w:tcW w:type="dxa" w:w="1337"/>
+            <w:vAlign w:val="center"/>
+          </w:tcPr>
+          <w:p>
+            <w:pPr>
+              <w:spacing w:after="40"/>
+            </w:pPr>
+            <w:r>
+              <w:t>Add reusable filters, saved screens and fast watchlist actions.</w:t>
             </w:r>
           </w:p>
         </w:tc>
@@ -9238,7 +9839,7 @@
       <w:tr>
         <w:tc>
           <w:tcPr>
-            <w:tcW w:type="dxa" w:w="700"/>
+            <w:tcW w:type="dxa" w:w="1337"/>
             <w:vAlign w:val="center"/>
           </w:tcPr>
           <w:p>
@@ -9252,2937 +9853,85 @@
         </w:tc>
         <w:tc>
           <w:tcPr>
-            <w:tcW w:type="dxa" w:w="2850"/>
-            <w:vAlign w:val="center"/>
-          </w:tcPr>
-          <w:p>
-            <w:pPr>
-              <w:spacing w:after="40"/>
-            </w:pPr>
-            <w:r>
-              <w:t>Option-chain analytics</w:t>
-            </w:r>
-          </w:p>
-        </w:tc>
-        <w:tc>
-          <w:tcPr>
-            <w:tcW w:type="dxa" w:w="1450"/>
-            <w:vAlign w:val="center"/>
-          </w:tcPr>
-          <w:p>
-            <w:pPr>
-              <w:spacing w:after="40"/>
-            </w:pPr>
-            <w:r>
-              <w:t>167</w:t>
-            </w:r>
-          </w:p>
-        </w:tc>
-        <w:tc>
-          <w:tcPr>
-            <w:tcW w:type="dxa" w:w="1450"/>
-            <w:vAlign w:val="center"/>
-          </w:tcPr>
-          <w:p>
-            <w:pPr>
-              <w:spacing w:after="40"/>
-            </w:pPr>
-            <w:r>
-              <w:t>0</w:t>
-            </w:r>
-          </w:p>
-        </w:tc>
-        <w:tc>
-          <w:tcPr>
-            <w:tcW w:type="dxa" w:w="2910"/>
-            <w:vAlign w:val="center"/>
-          </w:tcPr>
-          <w:p>
-            <w:pPr>
-              <w:spacing w:after="40"/>
-            </w:pPr>
-            <w:r>
-              <w:t>107</w:t>
-            </w:r>
-          </w:p>
-        </w:tc>
-      </w:tr>
-      <w:tr>
-        <w:tc>
-          <w:tcPr>
-            <w:tcW w:type="dxa" w:w="700"/>
-            <w:vAlign w:val="center"/>
-          </w:tcPr>
-          <w:p>
-            <w:pPr>
-              <w:spacing w:after="40"/>
-            </w:pPr>
-            <w:r>
-              <w:t>11</w:t>
-            </w:r>
-          </w:p>
-        </w:tc>
-        <w:tc>
-          <w:tcPr>
-            <w:tcW w:type="dxa" w:w="2850"/>
-            <w:vAlign w:val="center"/>
-          </w:tcPr>
-          <w:p>
-            <w:pPr>
-              <w:spacing w:after="40"/>
-            </w:pPr>
-            <w:r>
-              <w:t>Charts and charting</w:t>
-            </w:r>
-          </w:p>
-        </w:tc>
-        <w:tc>
-          <w:tcPr>
-            <w:tcW w:type="dxa" w:w="1450"/>
-            <w:vAlign w:val="center"/>
-          </w:tcPr>
-          <w:p>
-            <w:pPr>
-              <w:spacing w:after="40"/>
-            </w:pPr>
-            <w:r>
-              <w:t>166</w:t>
-            </w:r>
-          </w:p>
-        </w:tc>
-        <w:tc>
-          <w:tcPr>
-            <w:tcW w:type="dxa" w:w="1450"/>
-            <w:vAlign w:val="center"/>
-          </w:tcPr>
-          <w:p>
-            <w:pPr>
-              <w:spacing w:after="40"/>
-            </w:pPr>
-            <w:r>
-              <w:t>0</w:t>
-            </w:r>
-          </w:p>
-        </w:tc>
-        <w:tc>
-          <w:tcPr>
-            <w:tcW w:type="dxa" w:w="2910"/>
-            <w:vAlign w:val="center"/>
-          </w:tcPr>
-          <w:p>
-            <w:pPr>
-              <w:spacing w:after="40"/>
-            </w:pPr>
-            <w:r>
-              <w:t>686</w:t>
-            </w:r>
-          </w:p>
-        </w:tc>
-      </w:tr>
-      <w:tr>
-        <w:tc>
-          <w:tcPr>
-            <w:tcW w:type="dxa" w:w="700"/>
-            <w:vAlign w:val="center"/>
-          </w:tcPr>
-          <w:p>
-            <w:pPr>
-              <w:spacing w:after="40"/>
-            </w:pPr>
-            <w:r>
-              <w:t>12</w:t>
-            </w:r>
-          </w:p>
-        </w:tc>
-        <w:tc>
-          <w:tcPr>
-            <w:tcW w:type="dxa" w:w="2850"/>
-            <w:vAlign w:val="center"/>
-          </w:tcPr>
-          <w:p>
-            <w:pPr>
-              <w:spacing w:after="40"/>
-            </w:pPr>
-            <w:r>
-              <w:t>Option-chain analytics</w:t>
-            </w:r>
-          </w:p>
-        </w:tc>
-        <w:tc>
-          <w:tcPr>
-            <w:tcW w:type="dxa" w:w="1450"/>
-            <w:vAlign w:val="center"/>
-          </w:tcPr>
-          <w:p>
-            <w:pPr>
-              <w:spacing w:after="40"/>
-            </w:pPr>
-            <w:r>
-              <w:t>165</w:t>
-            </w:r>
-          </w:p>
-        </w:tc>
-        <w:tc>
-          <w:tcPr>
-            <w:tcW w:type="dxa" w:w="1450"/>
-            <w:vAlign w:val="center"/>
-          </w:tcPr>
-          <w:p>
-            <w:pPr>
-              <w:spacing w:after="40"/>
-            </w:pPr>
-            <w:r>
-              <w:t>10</w:t>
-            </w:r>
-          </w:p>
-        </w:tc>
-        <w:tc>
-          <w:tcPr>
-            <w:tcW w:type="dxa" w:w="2910"/>
-            <w:vAlign w:val="center"/>
-          </w:tcPr>
-          <w:p>
-            <w:pPr>
-              <w:spacing w:after="40"/>
-            </w:pPr>
-            <w:r>
-              <w:t>315</w:t>
-            </w:r>
-          </w:p>
-        </w:tc>
-      </w:tr>
-      <w:tr>
-        <w:tc>
-          <w:tcPr>
-            <w:tcW w:type="dxa" w:w="700"/>
-            <w:vAlign w:val="center"/>
-          </w:tcPr>
-          <w:p>
-            <w:pPr>
-              <w:spacing w:after="40"/>
-            </w:pPr>
-            <w:r>
-              <w:t>13</w:t>
-            </w:r>
-          </w:p>
-        </w:tc>
-        <w:tc>
-          <w:tcPr>
-            <w:tcW w:type="dxa" w:w="2850"/>
-            <w:vAlign w:val="center"/>
-          </w:tcPr>
-          <w:p>
-            <w:pPr>
-              <w:spacing w:after="40"/>
-            </w:pPr>
-            <w:r>
-              <w:t>Charts and charting</w:t>
-            </w:r>
-          </w:p>
-        </w:tc>
-        <w:tc>
-          <w:tcPr>
-            <w:tcW w:type="dxa" w:w="1450"/>
-            <w:vAlign w:val="center"/>
-          </w:tcPr>
-          <w:p>
-            <w:pPr>
-              <w:spacing w:after="40"/>
-            </w:pPr>
-            <w:r>
-              <w:t>165</w:t>
-            </w:r>
-          </w:p>
-        </w:tc>
-        <w:tc>
-          <w:tcPr>
-            <w:tcW w:type="dxa" w:w="1450"/>
-            <w:vAlign w:val="center"/>
-          </w:tcPr>
-          <w:p>
-            <w:pPr>
-              <w:spacing w:after="40"/>
-            </w:pPr>
-            <w:r>
-              <w:t>3</w:t>
-            </w:r>
-          </w:p>
-        </w:tc>
-        <w:tc>
-          <w:tcPr>
-            <w:tcW w:type="dxa" w:w="2910"/>
-            <w:vAlign w:val="center"/>
-          </w:tcPr>
-          <w:p>
-            <w:pPr>
-              <w:spacing w:after="40"/>
-            </w:pPr>
-            <w:r>
-              <w:t>242</w:t>
-            </w:r>
-          </w:p>
-        </w:tc>
-      </w:tr>
-      <w:tr>
-        <w:tc>
-          <w:tcPr>
-            <w:tcW w:type="dxa" w:w="700"/>
-            <w:vAlign w:val="center"/>
-          </w:tcPr>
-          <w:p>
-            <w:pPr>
-              <w:spacing w:after="40"/>
-            </w:pPr>
-            <w:r>
-              <w:t>14</w:t>
-            </w:r>
-          </w:p>
-        </w:tc>
-        <w:tc>
-          <w:tcPr>
-            <w:tcW w:type="dxa" w:w="2850"/>
-            <w:vAlign w:val="center"/>
-          </w:tcPr>
-          <w:p>
-            <w:pPr>
-              <w:spacing w:after="40"/>
-            </w:pPr>
-            <w:r>
-              <w:t>Indicators</w:t>
-            </w:r>
-          </w:p>
-        </w:tc>
-        <w:tc>
-          <w:tcPr>
-            <w:tcW w:type="dxa" w:w="1450"/>
-            <w:vAlign w:val="center"/>
-          </w:tcPr>
-          <w:p>
-            <w:pPr>
-              <w:spacing w:after="40"/>
-            </w:pPr>
-            <w:r>
-              <w:t>163</w:t>
-            </w:r>
-          </w:p>
-        </w:tc>
-        <w:tc>
-          <w:tcPr>
-            <w:tcW w:type="dxa" w:w="1450"/>
-            <w:vAlign w:val="center"/>
-          </w:tcPr>
-          <w:p>
-            <w:pPr>
-              <w:spacing w:after="40"/>
-            </w:pPr>
-            <w:r>
-              <w:t>8</w:t>
-            </w:r>
-          </w:p>
-        </w:tc>
-        <w:tc>
-          <w:tcPr>
-            <w:tcW w:type="dxa" w:w="2910"/>
-            <w:vAlign w:val="center"/>
-          </w:tcPr>
-          <w:p>
-            <w:pPr>
-              <w:spacing w:after="40"/>
-            </w:pPr>
-            <w:r>
-              <w:t>268</w:t>
-            </w:r>
-          </w:p>
-        </w:tc>
-      </w:tr>
-      <w:tr>
-        <w:tc>
-          <w:tcPr>
-            <w:tcW w:type="dxa" w:w="700"/>
-            <w:vAlign w:val="center"/>
-          </w:tcPr>
-          <w:p>
-            <w:pPr>
-              <w:spacing w:after="40"/>
-            </w:pPr>
-            <w:r>
-              <w:t>15</w:t>
-            </w:r>
-          </w:p>
-        </w:tc>
-        <w:tc>
-          <w:tcPr>
-            <w:tcW w:type="dxa" w:w="2850"/>
-            <w:vAlign w:val="center"/>
-          </w:tcPr>
-          <w:p>
-            <w:pPr>
-              <w:spacing w:after="40"/>
-            </w:pPr>
-            <w:r>
-              <w:t>Charts and charting</w:t>
-            </w:r>
-          </w:p>
-        </w:tc>
-        <w:tc>
-          <w:tcPr>
-            <w:tcW w:type="dxa" w:w="1450"/>
-            <w:vAlign w:val="center"/>
-          </w:tcPr>
-          <w:p>
-            <w:pPr>
-              <w:spacing w:after="40"/>
-            </w:pPr>
-            <w:r>
-              <w:t>161</w:t>
-            </w:r>
-          </w:p>
-        </w:tc>
-        <w:tc>
-          <w:tcPr>
-            <w:tcW w:type="dxa" w:w="1450"/>
-            <w:vAlign w:val="center"/>
-          </w:tcPr>
-          <w:p>
-            <w:pPr>
-              <w:spacing w:after="40"/>
-            </w:pPr>
-            <w:r>
-              <w:t>0</w:t>
-            </w:r>
-          </w:p>
-        </w:tc>
-        <w:tc>
-          <w:tcPr>
-            <w:tcW w:type="dxa" w:w="2910"/>
-            <w:vAlign w:val="center"/>
-          </w:tcPr>
-          <w:p>
-            <w:pPr>
-              <w:spacing w:after="40"/>
-            </w:pPr>
-            <w:r>
-              <w:t>784</w:t>
-            </w:r>
-          </w:p>
-        </w:tc>
-      </w:tr>
-      <w:tr>
-        <w:tc>
-          <w:tcPr>
-            <w:tcW w:type="dxa" w:w="700"/>
-            <w:vAlign w:val="center"/>
-          </w:tcPr>
-          <w:p>
-            <w:pPr>
-              <w:spacing w:after="40"/>
-            </w:pPr>
-            <w:r>
-              <w:t>16</w:t>
-            </w:r>
-          </w:p>
-        </w:tc>
-        <w:tc>
-          <w:tcPr>
-            <w:tcW w:type="dxa" w:w="2850"/>
-            <w:vAlign w:val="center"/>
-          </w:tcPr>
-          <w:p>
-            <w:pPr>
-              <w:spacing w:after="40"/>
-            </w:pPr>
-            <w:r>
-              <w:t>Charts and charting</w:t>
-            </w:r>
-          </w:p>
-        </w:tc>
-        <w:tc>
-          <w:tcPr>
-            <w:tcW w:type="dxa" w:w="1450"/>
-            <w:vAlign w:val="center"/>
-          </w:tcPr>
-          <w:p>
-            <w:pPr>
-              <w:spacing w:after="40"/>
-            </w:pPr>
-            <w:r>
-              <w:t>156</w:t>
-            </w:r>
-          </w:p>
-        </w:tc>
-        <w:tc>
-          <w:tcPr>
-            <w:tcW w:type="dxa" w:w="1450"/>
-            <w:vAlign w:val="center"/>
-          </w:tcPr>
-          <w:p>
-            <w:pPr>
-              <w:spacing w:after="40"/>
-            </w:pPr>
-            <w:r>
-              <w:t>5</w:t>
-            </w:r>
-          </w:p>
-        </w:tc>
-        <w:tc>
-          <w:tcPr>
-            <w:tcW w:type="dxa" w:w="2910"/>
-            <w:vAlign w:val="center"/>
-          </w:tcPr>
-          <w:p>
-            <w:pPr>
-              <w:spacing w:after="40"/>
-            </w:pPr>
-            <w:r>
-              <w:t>1188</w:t>
-            </w:r>
-          </w:p>
-        </w:tc>
-      </w:tr>
-      <w:tr>
-        <w:tc>
-          <w:tcPr>
-            <w:tcW w:type="dxa" w:w="700"/>
-            <w:vAlign w:val="center"/>
-          </w:tcPr>
-          <w:p>
-            <w:pPr>
-              <w:spacing w:after="40"/>
-            </w:pPr>
-            <w:r>
-              <w:t>17</w:t>
-            </w:r>
-          </w:p>
-        </w:tc>
-        <w:tc>
-          <w:tcPr>
-            <w:tcW w:type="dxa" w:w="2850"/>
-            <w:vAlign w:val="center"/>
-          </w:tcPr>
-          <w:p>
-            <w:pPr>
-              <w:spacing w:after="40"/>
-            </w:pPr>
-            <w:r>
-              <w:t>Indicators</w:t>
-            </w:r>
-          </w:p>
-        </w:tc>
-        <w:tc>
-          <w:tcPr>
-            <w:tcW w:type="dxa" w:w="1450"/>
-            <w:vAlign w:val="center"/>
-          </w:tcPr>
-          <w:p>
-            <w:pPr>
-              <w:spacing w:after="40"/>
-            </w:pPr>
-            <w:r>
-              <w:t>153</w:t>
-            </w:r>
-          </w:p>
-        </w:tc>
-        <w:tc>
-          <w:tcPr>
-            <w:tcW w:type="dxa" w:w="1450"/>
-            <w:vAlign w:val="center"/>
-          </w:tcPr>
-          <w:p>
-            <w:pPr>
-              <w:spacing w:after="40"/>
-            </w:pPr>
-            <w:r>
-              <w:t>0</w:t>
-            </w:r>
-          </w:p>
-        </w:tc>
-        <w:tc>
-          <w:tcPr>
-            <w:tcW w:type="dxa" w:w="2910"/>
-            <w:vAlign w:val="center"/>
-          </w:tcPr>
-          <w:p>
-            <w:pPr>
-              <w:spacing w:after="40"/>
-            </w:pPr>
-            <w:r>
-              <w:t>264</w:t>
-            </w:r>
-          </w:p>
-        </w:tc>
-      </w:tr>
-      <w:tr>
-        <w:tc>
-          <w:tcPr>
-            <w:tcW w:type="dxa" w:w="700"/>
-            <w:vAlign w:val="center"/>
-          </w:tcPr>
-          <w:p>
-            <w:pPr>
-              <w:spacing w:after="40"/>
-            </w:pPr>
-            <w:r>
-              <w:t>18</w:t>
-            </w:r>
-          </w:p>
-        </w:tc>
-        <w:tc>
-          <w:tcPr>
-            <w:tcW w:type="dxa" w:w="2850"/>
-            <w:vAlign w:val="center"/>
-          </w:tcPr>
-          <w:p>
-            <w:pPr>
-              <w:spacing w:after="40"/>
-            </w:pPr>
-            <w:r>
-              <w:t>Charts and charting</w:t>
-            </w:r>
-          </w:p>
-        </w:tc>
-        <w:tc>
-          <w:tcPr>
-            <w:tcW w:type="dxa" w:w="1450"/>
-            <w:vAlign w:val="center"/>
-          </w:tcPr>
-          <w:p>
-            <w:pPr>
-              <w:spacing w:after="40"/>
-            </w:pPr>
-            <w:r>
-              <w:t>150</w:t>
-            </w:r>
-          </w:p>
-        </w:tc>
-        <w:tc>
-          <w:tcPr>
-            <w:tcW w:type="dxa" w:w="1450"/>
-            <w:vAlign w:val="center"/>
-          </w:tcPr>
-          <w:p>
-            <w:pPr>
-              <w:spacing w:after="40"/>
-            </w:pPr>
-            <w:r>
-              <w:t>4</w:t>
-            </w:r>
-          </w:p>
-        </w:tc>
-        <w:tc>
-          <w:tcPr>
-            <w:tcW w:type="dxa" w:w="2910"/>
-            <w:vAlign w:val="center"/>
-          </w:tcPr>
-          <w:p>
-            <w:pPr>
-              <w:spacing w:after="40"/>
-            </w:pPr>
-            <w:r>
-              <w:t>719</w:t>
-            </w:r>
-          </w:p>
-        </w:tc>
-      </w:tr>
-      <w:tr>
-        <w:tc>
-          <w:tcPr>
-            <w:tcW w:type="dxa" w:w="700"/>
-            <w:vAlign w:val="center"/>
-          </w:tcPr>
-          <w:p>
-            <w:pPr>
-              <w:spacing w:after="40"/>
-            </w:pPr>
-            <w:r>
-              <w:t>19</w:t>
-            </w:r>
-          </w:p>
-        </w:tc>
-        <w:tc>
-          <w:tcPr>
-            <w:tcW w:type="dxa" w:w="2850"/>
-            <w:vAlign w:val="center"/>
-          </w:tcPr>
-          <w:p>
-            <w:pPr>
-              <w:spacing w:after="40"/>
-            </w:pPr>
-            <w:r>
-              <w:t>Charts and charting</w:t>
-            </w:r>
-          </w:p>
-        </w:tc>
-        <w:tc>
-          <w:tcPr>
-            <w:tcW w:type="dxa" w:w="1450"/>
-            <w:vAlign w:val="center"/>
-          </w:tcPr>
-          <w:p>
-            <w:pPr>
-              <w:spacing w:after="40"/>
-            </w:pPr>
-            <w:r>
-              <w:t>150</w:t>
-            </w:r>
-          </w:p>
-        </w:tc>
-        <w:tc>
-          <w:tcPr>
-            <w:tcW w:type="dxa" w:w="1450"/>
-            <w:vAlign w:val="center"/>
-          </w:tcPr>
-          <w:p>
-            <w:pPr>
-              <w:spacing w:after="40"/>
-            </w:pPr>
-            <w:r>
-              <w:t>0</w:t>
-            </w:r>
-          </w:p>
-        </w:tc>
-        <w:tc>
-          <w:tcPr>
-            <w:tcW w:type="dxa" w:w="2910"/>
-            <w:vAlign w:val="center"/>
-          </w:tcPr>
-          <w:p>
-            <w:pPr>
-              <w:spacing w:after="40"/>
-            </w:pPr>
-            <w:r>
-              <w:t>461</w:t>
-            </w:r>
-          </w:p>
-        </w:tc>
-      </w:tr>
-      <w:tr>
-        <w:tc>
-          <w:tcPr>
-            <w:tcW w:type="dxa" w:w="700"/>
-            <w:vAlign w:val="center"/>
-          </w:tcPr>
-          <w:p>
-            <w:pPr>
-              <w:spacing w:after="40"/>
-            </w:pPr>
-            <w:r>
-              <w:t>20</w:t>
-            </w:r>
-          </w:p>
-        </w:tc>
-        <w:tc>
-          <w:tcPr>
-            <w:tcW w:type="dxa" w:w="2850"/>
-            <w:vAlign w:val="center"/>
-          </w:tcPr>
-          <w:p>
-            <w:pPr>
-              <w:spacing w:after="40"/>
-            </w:pPr>
-            <w:r>
-              <w:t>Indicators</w:t>
-            </w:r>
-          </w:p>
-        </w:tc>
-        <w:tc>
-          <w:tcPr>
-            <w:tcW w:type="dxa" w:w="1450"/>
-            <w:vAlign w:val="center"/>
-          </w:tcPr>
-          <w:p>
-            <w:pPr>
-              <w:spacing w:after="40"/>
-            </w:pPr>
-            <w:r>
-              <w:t>148</w:t>
-            </w:r>
-          </w:p>
-        </w:tc>
-        <w:tc>
-          <w:tcPr>
-            <w:tcW w:type="dxa" w:w="1450"/>
-            <w:vAlign w:val="center"/>
-          </w:tcPr>
-          <w:p>
-            <w:pPr>
-              <w:spacing w:after="40"/>
-            </w:pPr>
-            <w:r>
-              <w:t>4</w:t>
-            </w:r>
-          </w:p>
-        </w:tc>
-        <w:tc>
-          <w:tcPr>
-            <w:tcW w:type="dxa" w:w="2910"/>
-            <w:vAlign w:val="center"/>
-          </w:tcPr>
-          <w:p>
-            <w:pPr>
-              <w:spacing w:after="40"/>
-            </w:pPr>
-            <w:r>
-              <w:t>584</w:t>
-            </w:r>
-          </w:p>
-        </w:tc>
-      </w:tr>
-      <w:tr>
-        <w:tc>
-          <w:tcPr>
-            <w:tcW w:type="dxa" w:w="700"/>
-            <w:vAlign w:val="center"/>
-          </w:tcPr>
-          <w:p>
-            <w:pPr>
-              <w:spacing w:after="40"/>
-            </w:pPr>
-            <w:r>
-              <w:t>21</w:t>
-            </w:r>
-          </w:p>
-        </w:tc>
-        <w:tc>
-          <w:tcPr>
-            <w:tcW w:type="dxa" w:w="2850"/>
-            <w:vAlign w:val="center"/>
-          </w:tcPr>
-          <w:p>
-            <w:pPr>
-              <w:spacing w:after="40"/>
-            </w:pPr>
-            <w:r>
-              <w:t>Indicators</w:t>
-            </w:r>
-          </w:p>
-        </w:tc>
-        <w:tc>
-          <w:tcPr>
-            <w:tcW w:type="dxa" w:w="1450"/>
-            <w:vAlign w:val="center"/>
-          </w:tcPr>
-          <w:p>
-            <w:pPr>
-              <w:spacing w:after="40"/>
-            </w:pPr>
-            <w:r>
-              <w:t>148</w:t>
-            </w:r>
-          </w:p>
-        </w:tc>
-        <w:tc>
-          <w:tcPr>
-            <w:tcW w:type="dxa" w:w="1450"/>
-            <w:vAlign w:val="center"/>
-          </w:tcPr>
-          <w:p>
-            <w:pPr>
-              <w:spacing w:after="40"/>
-            </w:pPr>
-            <w:r>
-              <w:t>2</w:t>
-            </w:r>
-          </w:p>
-        </w:tc>
-        <w:tc>
-          <w:tcPr>
-            <w:tcW w:type="dxa" w:w="2910"/>
-            <w:vAlign w:val="center"/>
-          </w:tcPr>
-          <w:p>
-            <w:pPr>
-              <w:spacing w:after="40"/>
-            </w:pPr>
-            <w:r>
-              <w:t>780</w:t>
-            </w:r>
-          </w:p>
-        </w:tc>
-      </w:tr>
-      <w:tr>
-        <w:tc>
-          <w:tcPr>
-            <w:tcW w:type="dxa" w:w="700"/>
-            <w:vAlign w:val="center"/>
-          </w:tcPr>
-          <w:p>
-            <w:pPr>
-              <w:spacing w:after="40"/>
-            </w:pPr>
-            <w:r>
-              <w:t>22</w:t>
-            </w:r>
-          </w:p>
-        </w:tc>
-        <w:tc>
-          <w:tcPr>
-            <w:tcW w:type="dxa" w:w="2850"/>
-            <w:vAlign w:val="center"/>
-          </w:tcPr>
-          <w:p>
-            <w:pPr>
-              <w:spacing w:after="40"/>
-            </w:pPr>
-            <w:r>
-              <w:t>Charts and charting</w:t>
-            </w:r>
-          </w:p>
-        </w:tc>
-        <w:tc>
-          <w:tcPr>
-            <w:tcW w:type="dxa" w:w="1450"/>
-            <w:vAlign w:val="center"/>
-          </w:tcPr>
-          <w:p>
-            <w:pPr>
-              <w:spacing w:after="40"/>
-            </w:pPr>
-            <w:r>
-              <w:t>147</w:t>
-            </w:r>
-          </w:p>
-        </w:tc>
-        <w:tc>
-          <w:tcPr>
-            <w:tcW w:type="dxa" w:w="1450"/>
-            <w:vAlign w:val="center"/>
-          </w:tcPr>
-          <w:p>
-            <w:pPr>
-              <w:spacing w:after="40"/>
-            </w:pPr>
-            <w:r>
-              <w:t>0</w:t>
-            </w:r>
-          </w:p>
-        </w:tc>
-        <w:tc>
-          <w:tcPr>
-            <w:tcW w:type="dxa" w:w="2910"/>
-            <w:vAlign w:val="center"/>
-          </w:tcPr>
-          <w:p>
-            <w:pPr>
-              <w:spacing w:after="40"/>
-            </w:pPr>
-            <w:r>
-              <w:t>511</w:t>
-            </w:r>
-          </w:p>
-        </w:tc>
-      </w:tr>
-      <w:tr>
-        <w:tc>
-          <w:tcPr>
-            <w:tcW w:type="dxa" w:w="700"/>
-            <w:vAlign w:val="center"/>
-          </w:tcPr>
-          <w:p>
-            <w:pPr>
-              <w:spacing w:after="40"/>
-            </w:pPr>
-            <w:r>
-              <w:t>23</w:t>
-            </w:r>
-          </w:p>
-        </w:tc>
-        <w:tc>
-          <w:tcPr>
-            <w:tcW w:type="dxa" w:w="2850"/>
-            <w:vAlign w:val="center"/>
-          </w:tcPr>
-          <w:p>
-            <w:pPr>
-              <w:spacing w:after="40"/>
-            </w:pPr>
-            <w:r>
-              <w:t>Indicators</w:t>
-            </w:r>
-          </w:p>
-        </w:tc>
-        <w:tc>
-          <w:tcPr>
-            <w:tcW w:type="dxa" w:w="1450"/>
-            <w:vAlign w:val="center"/>
-          </w:tcPr>
-          <w:p>
-            <w:pPr>
-              <w:spacing w:after="40"/>
-            </w:pPr>
-            <w:r>
-              <w:t>146</w:t>
-            </w:r>
-          </w:p>
-        </w:tc>
-        <w:tc>
-          <w:tcPr>
-            <w:tcW w:type="dxa" w:w="1450"/>
-            <w:vAlign w:val="center"/>
-          </w:tcPr>
-          <w:p>
-            <w:pPr>
-              <w:spacing w:after="40"/>
-            </w:pPr>
-            <w:r>
-              <w:t>0</w:t>
-            </w:r>
-          </w:p>
-        </w:tc>
-        <w:tc>
-          <w:tcPr>
-            <w:tcW w:type="dxa" w:w="2910"/>
-            <w:vAlign w:val="center"/>
-          </w:tcPr>
-          <w:p>
-            <w:pPr>
-              <w:spacing w:after="40"/>
-            </w:pPr>
-            <w:r>
-              <w:t>281</w:t>
-            </w:r>
-          </w:p>
-        </w:tc>
-      </w:tr>
-      <w:tr>
-        <w:tc>
-          <w:tcPr>
-            <w:tcW w:type="dxa" w:w="700"/>
-            <w:vAlign w:val="center"/>
-          </w:tcPr>
-          <w:p>
-            <w:pPr>
-              <w:spacing w:after="40"/>
-            </w:pPr>
-            <w:r>
-              <w:t>24</w:t>
-            </w:r>
-          </w:p>
-        </w:tc>
-        <w:tc>
-          <w:tcPr>
-            <w:tcW w:type="dxa" w:w="2850"/>
-            <w:vAlign w:val="center"/>
-          </w:tcPr>
-          <w:p>
-            <w:pPr>
-              <w:spacing w:after="40"/>
-            </w:pPr>
-            <w:r>
-              <w:t>Charts and charting</w:t>
-            </w:r>
-          </w:p>
-        </w:tc>
-        <w:tc>
-          <w:tcPr>
-            <w:tcW w:type="dxa" w:w="1450"/>
-            <w:vAlign w:val="center"/>
-          </w:tcPr>
-          <w:p>
-            <w:pPr>
-              <w:spacing w:after="40"/>
-            </w:pPr>
-            <w:r>
-              <w:t>145</w:t>
-            </w:r>
-          </w:p>
-        </w:tc>
-        <w:tc>
-          <w:tcPr>
-            <w:tcW w:type="dxa" w:w="1450"/>
-            <w:vAlign w:val="center"/>
-          </w:tcPr>
-          <w:p>
-            <w:pPr>
-              <w:spacing w:after="40"/>
-            </w:pPr>
-            <w:r>
-              <w:t>7</w:t>
-            </w:r>
-          </w:p>
-        </w:tc>
-        <w:tc>
-          <w:tcPr>
-            <w:tcW w:type="dxa" w:w="2910"/>
-            <w:vAlign w:val="center"/>
-          </w:tcPr>
-          <w:p>
-            <w:pPr>
-              <w:spacing w:after="40"/>
-            </w:pPr>
-            <w:r>
-              <w:t>242</w:t>
-            </w:r>
-          </w:p>
-        </w:tc>
-      </w:tr>
-      <w:tr>
-        <w:tc>
-          <w:tcPr>
-            <w:tcW w:type="dxa" w:w="700"/>
-            <w:vAlign w:val="center"/>
-          </w:tcPr>
-          <w:p>
-            <w:pPr>
-              <w:spacing w:after="40"/>
-            </w:pPr>
-            <w:r>
-              <w:t>25</w:t>
-            </w:r>
-          </w:p>
-        </w:tc>
-        <w:tc>
-          <w:tcPr>
-            <w:tcW w:type="dxa" w:w="2850"/>
-            <w:vAlign w:val="center"/>
-          </w:tcPr>
-          <w:p>
-            <w:pPr>
-              <w:spacing w:after="40"/>
-            </w:pPr>
-            <w:r>
-              <w:t>Charts and charting</w:t>
-            </w:r>
-          </w:p>
-        </w:tc>
-        <w:tc>
-          <w:tcPr>
-            <w:tcW w:type="dxa" w:w="1450"/>
-            <w:vAlign w:val="center"/>
-          </w:tcPr>
-          <w:p>
-            <w:pPr>
-              <w:spacing w:after="40"/>
-            </w:pPr>
-            <w:r>
-              <w:t>145</w:t>
-            </w:r>
-          </w:p>
-        </w:tc>
-        <w:tc>
-          <w:tcPr>
-            <w:tcW w:type="dxa" w:w="1450"/>
-            <w:vAlign w:val="center"/>
-          </w:tcPr>
-          <w:p>
-            <w:pPr>
-              <w:spacing w:after="40"/>
-            </w:pPr>
-            <w:r>
-              <w:t>3</w:t>
-            </w:r>
-          </w:p>
-        </w:tc>
-        <w:tc>
-          <w:tcPr>
-            <w:tcW w:type="dxa" w:w="2910"/>
-            <w:vAlign w:val="center"/>
-          </w:tcPr>
-          <w:p>
-            <w:pPr>
-              <w:spacing w:after="40"/>
-            </w:pPr>
-            <w:r>
-              <w:t>118</w:t>
-            </w:r>
-          </w:p>
-        </w:tc>
-      </w:tr>
-      <w:tr>
-        <w:tc>
-          <w:tcPr>
-            <w:tcW w:type="dxa" w:w="700"/>
-            <w:vAlign w:val="center"/>
-          </w:tcPr>
-          <w:p>
-            <w:pPr>
-              <w:spacing w:after="40"/>
-            </w:pPr>
-            <w:r>
-              <w:t>26</w:t>
-            </w:r>
-          </w:p>
-        </w:tc>
-        <w:tc>
-          <w:tcPr>
-            <w:tcW w:type="dxa" w:w="2850"/>
-            <w:vAlign w:val="center"/>
-          </w:tcPr>
-          <w:p>
-            <w:pPr>
-              <w:spacing w:after="40"/>
-            </w:pPr>
-            <w:r>
-              <w:t>Charts and charting</w:t>
-            </w:r>
-          </w:p>
-        </w:tc>
-        <w:tc>
-          <w:tcPr>
-            <w:tcW w:type="dxa" w:w="1450"/>
-            <w:vAlign w:val="center"/>
-          </w:tcPr>
-          <w:p>
-            <w:pPr>
-              <w:spacing w:after="40"/>
-            </w:pPr>
-            <w:r>
-              <w:t>144</w:t>
-            </w:r>
-          </w:p>
-        </w:tc>
-        <w:tc>
-          <w:tcPr>
-            <w:tcW w:type="dxa" w:w="1450"/>
-            <w:vAlign w:val="center"/>
-          </w:tcPr>
-          <w:p>
-            <w:pPr>
-              <w:spacing w:after="40"/>
-            </w:pPr>
-            <w:r>
-              <w:t>3</w:t>
-            </w:r>
-          </w:p>
-        </w:tc>
-        <w:tc>
-          <w:tcPr>
-            <w:tcW w:type="dxa" w:w="2910"/>
-            <w:vAlign w:val="center"/>
-          </w:tcPr>
-          <w:p>
-            <w:pPr>
-              <w:spacing w:after="40"/>
-            </w:pPr>
-            <w:r>
-              <w:t>712</w:t>
-            </w:r>
-          </w:p>
-        </w:tc>
-      </w:tr>
-      <w:tr>
-        <w:tc>
-          <w:tcPr>
-            <w:tcW w:type="dxa" w:w="700"/>
-            <w:vAlign w:val="center"/>
-          </w:tcPr>
-          <w:p>
-            <w:pPr>
-              <w:spacing w:after="40"/>
-            </w:pPr>
-            <w:r>
-              <w:t>27</w:t>
-            </w:r>
-          </w:p>
-        </w:tc>
-        <w:tc>
-          <w:tcPr>
-            <w:tcW w:type="dxa" w:w="2850"/>
-            <w:vAlign w:val="center"/>
-          </w:tcPr>
-          <w:p>
-            <w:pPr>
-              <w:spacing w:after="40"/>
-            </w:pPr>
-            <w:r>
-              <w:t>Indicators</w:t>
-            </w:r>
-          </w:p>
-        </w:tc>
-        <w:tc>
-          <w:tcPr>
-            <w:tcW w:type="dxa" w:w="1450"/>
-            <w:vAlign w:val="center"/>
-          </w:tcPr>
-          <w:p>
-            <w:pPr>
-              <w:spacing w:after="40"/>
-            </w:pPr>
-            <w:r>
-              <w:t>141</w:t>
-            </w:r>
-          </w:p>
-        </w:tc>
-        <w:tc>
-          <w:tcPr>
-            <w:tcW w:type="dxa" w:w="1450"/>
-            <w:vAlign w:val="center"/>
-          </w:tcPr>
-          <w:p>
-            <w:pPr>
-              <w:spacing w:after="40"/>
-            </w:pPr>
-            <w:r>
-              <w:t>5</w:t>
-            </w:r>
-          </w:p>
-        </w:tc>
-        <w:tc>
-          <w:tcPr>
-            <w:tcW w:type="dxa" w:w="2910"/>
-            <w:vAlign w:val="center"/>
-          </w:tcPr>
-          <w:p>
-            <w:pPr>
-              <w:spacing w:after="40"/>
-            </w:pPr>
-            <w:r>
-              <w:t>210</w:t>
-            </w:r>
-          </w:p>
-        </w:tc>
-      </w:tr>
-      <w:tr>
-        <w:tc>
-          <w:tcPr>
-            <w:tcW w:type="dxa" w:w="700"/>
-            <w:vAlign w:val="center"/>
-          </w:tcPr>
-          <w:p>
-            <w:pPr>
-              <w:spacing w:after="40"/>
-            </w:pPr>
-            <w:r>
-              <w:t>28</w:t>
-            </w:r>
-          </w:p>
-        </w:tc>
-        <w:tc>
-          <w:tcPr>
-            <w:tcW w:type="dxa" w:w="2850"/>
-            <w:vAlign w:val="center"/>
-          </w:tcPr>
-          <w:p>
-            <w:pPr>
-              <w:spacing w:after="40"/>
-            </w:pPr>
-            <w:r>
-              <w:t>Indicators</w:t>
-            </w:r>
-          </w:p>
-        </w:tc>
-        <w:tc>
-          <w:tcPr>
-            <w:tcW w:type="dxa" w:w="1450"/>
-            <w:vAlign w:val="center"/>
-          </w:tcPr>
-          <w:p>
-            <w:pPr>
-              <w:spacing w:after="40"/>
-            </w:pPr>
-            <w:r>
-              <w:t>141</w:t>
-            </w:r>
-          </w:p>
-        </w:tc>
-        <w:tc>
-          <w:tcPr>
-            <w:tcW w:type="dxa" w:w="1450"/>
-            <w:vAlign w:val="center"/>
-          </w:tcPr>
-          <w:p>
-            <w:pPr>
-              <w:spacing w:after="40"/>
-            </w:pPr>
-            <w:r>
-              <w:t>3</w:t>
-            </w:r>
-          </w:p>
-        </w:tc>
-        <w:tc>
-          <w:tcPr>
-            <w:tcW w:type="dxa" w:w="2910"/>
-            <w:vAlign w:val="center"/>
-          </w:tcPr>
-          <w:p>
-            <w:pPr>
-              <w:spacing w:after="40"/>
-            </w:pPr>
-            <w:r>
-              <w:t>117</w:t>
-            </w:r>
-          </w:p>
-        </w:tc>
-      </w:tr>
-      <w:tr>
-        <w:tc>
-          <w:tcPr>
-            <w:tcW w:type="dxa" w:w="700"/>
-            <w:vAlign w:val="center"/>
-          </w:tcPr>
-          <w:p>
-            <w:pPr>
-              <w:spacing w:after="40"/>
-            </w:pPr>
-            <w:r>
-              <w:t>29</w:t>
-            </w:r>
-          </w:p>
-        </w:tc>
-        <w:tc>
-          <w:tcPr>
-            <w:tcW w:type="dxa" w:w="2850"/>
-            <w:vAlign w:val="center"/>
-          </w:tcPr>
-          <w:p>
-            <w:pPr>
-              <w:spacing w:after="40"/>
-            </w:pPr>
-            <w:r>
-              <w:t>Risk and payoff</w:t>
-            </w:r>
-          </w:p>
-        </w:tc>
-        <w:tc>
-          <w:tcPr>
-            <w:tcW w:type="dxa" w:w="1450"/>
-            <w:vAlign w:val="center"/>
-          </w:tcPr>
-          <w:p>
-            <w:pPr>
-              <w:spacing w:after="40"/>
-            </w:pPr>
-            <w:r>
-              <w:t>141</w:t>
-            </w:r>
-          </w:p>
-        </w:tc>
-        <w:tc>
-          <w:tcPr>
-            <w:tcW w:type="dxa" w:w="1450"/>
-            <w:vAlign w:val="center"/>
-          </w:tcPr>
-          <w:p>
-            <w:pPr>
-              <w:spacing w:after="40"/>
-            </w:pPr>
-            <w:r>
-              <w:t>0</w:t>
-            </w:r>
-          </w:p>
-        </w:tc>
-        <w:tc>
-          <w:tcPr>
-            <w:tcW w:type="dxa" w:w="2910"/>
-            <w:vAlign w:val="center"/>
-          </w:tcPr>
-          <w:p>
-            <w:pPr>
-              <w:spacing w:after="40"/>
-            </w:pPr>
-            <w:r>
-              <w:t>137</w:t>
-            </w:r>
-          </w:p>
-        </w:tc>
-      </w:tr>
-      <w:tr>
-        <w:tc>
-          <w:tcPr>
-            <w:tcW w:type="dxa" w:w="700"/>
-            <w:vAlign w:val="center"/>
-          </w:tcPr>
-          <w:p>
-            <w:pPr>
-              <w:spacing w:after="40"/>
-            </w:pPr>
-            <w:r>
-              <w:t>30</w:t>
-            </w:r>
-          </w:p>
-        </w:tc>
-        <w:tc>
-          <w:tcPr>
-            <w:tcW w:type="dxa" w:w="2850"/>
-            <w:vAlign w:val="center"/>
-          </w:tcPr>
-          <w:p>
-            <w:pPr>
-              <w:spacing w:after="40"/>
-            </w:pPr>
-            <w:r>
-              <w:t>Charts and charting</w:t>
-            </w:r>
-          </w:p>
-        </w:tc>
-        <w:tc>
-          <w:tcPr>
-            <w:tcW w:type="dxa" w:w="1450"/>
-            <w:vAlign w:val="center"/>
-          </w:tcPr>
-          <w:p>
-            <w:pPr>
-              <w:spacing w:after="40"/>
-            </w:pPr>
-            <w:r>
-              <w:t>140</w:t>
-            </w:r>
-          </w:p>
-        </w:tc>
-        <w:tc>
-          <w:tcPr>
-            <w:tcW w:type="dxa" w:w="1450"/>
-            <w:vAlign w:val="center"/>
-          </w:tcPr>
-          <w:p>
-            <w:pPr>
-              <w:spacing w:after="40"/>
-            </w:pPr>
-            <w:r>
-              <w:t>3</w:t>
-            </w:r>
-          </w:p>
-        </w:tc>
-        <w:tc>
-          <w:tcPr>
-            <w:tcW w:type="dxa" w:w="2910"/>
-            <w:vAlign w:val="center"/>
-          </w:tcPr>
-          <w:p>
-            <w:pPr>
-              <w:spacing w:after="40"/>
-            </w:pPr>
-            <w:r>
-              <w:t>185</w:t>
-            </w:r>
-          </w:p>
-        </w:tc>
-      </w:tr>
-      <w:tr>
-        <w:tc>
-          <w:tcPr>
-            <w:tcW w:type="dxa" w:w="700"/>
-            <w:vAlign w:val="center"/>
-          </w:tcPr>
-          <w:p>
-            <w:pPr>
-              <w:spacing w:after="40"/>
-            </w:pPr>
-            <w:r>
-              <w:t>31</w:t>
-            </w:r>
-          </w:p>
-        </w:tc>
-        <w:tc>
-          <w:tcPr>
-            <w:tcW w:type="dxa" w:w="2850"/>
-            <w:vAlign w:val="center"/>
-          </w:tcPr>
-          <w:p>
-            <w:pPr>
-              <w:spacing w:after="40"/>
-            </w:pPr>
-            <w:r>
-              <w:t>Charts and charting</w:t>
-            </w:r>
-          </w:p>
-        </w:tc>
-        <w:tc>
-          <w:tcPr>
-            <w:tcW w:type="dxa" w:w="1450"/>
-            <w:vAlign w:val="center"/>
-          </w:tcPr>
-          <w:p>
-            <w:pPr>
-              <w:spacing w:after="40"/>
-            </w:pPr>
-            <w:r>
-              <w:t>137</w:t>
-            </w:r>
-          </w:p>
-        </w:tc>
-        <w:tc>
-          <w:tcPr>
-            <w:tcW w:type="dxa" w:w="1450"/>
-            <w:vAlign w:val="center"/>
-          </w:tcPr>
-          <w:p>
-            <w:pPr>
-              <w:spacing w:after="40"/>
-            </w:pPr>
-            <w:r>
-              <w:t>0</w:t>
-            </w:r>
-          </w:p>
-        </w:tc>
-        <w:tc>
-          <w:tcPr>
-            <w:tcW w:type="dxa" w:w="2910"/>
-            <w:vAlign w:val="center"/>
-          </w:tcPr>
-          <w:p>
-            <w:pPr>
-              <w:spacing w:after="40"/>
-            </w:pPr>
-            <w:r>
-              <w:t>565</w:t>
-            </w:r>
-          </w:p>
-        </w:tc>
-      </w:tr>
-      <w:tr>
-        <w:tc>
-          <w:tcPr>
-            <w:tcW w:type="dxa" w:w="700"/>
-            <w:vAlign w:val="center"/>
-          </w:tcPr>
-          <w:p>
-            <w:pPr>
-              <w:spacing w:after="40"/>
-            </w:pPr>
-            <w:r>
-              <w:t>32</w:t>
-            </w:r>
-          </w:p>
-        </w:tc>
-        <w:tc>
-          <w:tcPr>
-            <w:tcW w:type="dxa" w:w="2850"/>
-            <w:vAlign w:val="center"/>
-          </w:tcPr>
-          <w:p>
-            <w:pPr>
-              <w:spacing w:after="40"/>
-            </w:pPr>
-            <w:r>
-              <w:t>Execution and order workflow</w:t>
-            </w:r>
-          </w:p>
-        </w:tc>
-        <w:tc>
-          <w:tcPr>
-            <w:tcW w:type="dxa" w:w="1450"/>
-            <w:vAlign w:val="center"/>
-          </w:tcPr>
-          <w:p>
-            <w:pPr>
-              <w:spacing w:after="40"/>
-            </w:pPr>
-            <w:r>
-              <w:t>135</w:t>
-            </w:r>
-          </w:p>
-        </w:tc>
-        <w:tc>
-          <w:tcPr>
-            <w:tcW w:type="dxa" w:w="1450"/>
-            <w:vAlign w:val="center"/>
-          </w:tcPr>
-          <w:p>
-            <w:pPr>
-              <w:spacing w:after="40"/>
-            </w:pPr>
-            <w:r>
-              <w:t>2</w:t>
-            </w:r>
-          </w:p>
-        </w:tc>
-        <w:tc>
-          <w:tcPr>
-            <w:tcW w:type="dxa" w:w="2910"/>
-            <w:vAlign w:val="center"/>
-          </w:tcPr>
-          <w:p>
-            <w:pPr>
-              <w:spacing w:after="40"/>
-            </w:pPr>
-            <w:r>
-              <w:t>86</w:t>
-            </w:r>
-          </w:p>
-        </w:tc>
-      </w:tr>
-      <w:tr>
-        <w:tc>
-          <w:tcPr>
-            <w:tcW w:type="dxa" w:w="700"/>
-            <w:vAlign w:val="center"/>
-          </w:tcPr>
-          <w:p>
-            <w:pPr>
-              <w:spacing w:after="40"/>
-            </w:pPr>
-            <w:r>
-              <w:t>33</w:t>
-            </w:r>
-          </w:p>
-        </w:tc>
-        <w:tc>
-          <w:tcPr>
-            <w:tcW w:type="dxa" w:w="2850"/>
-            <w:vAlign w:val="center"/>
-          </w:tcPr>
-          <w:p>
-            <w:pPr>
-              <w:spacing w:after="40"/>
-            </w:pPr>
-            <w:r>
-              <w:t>Charts and charting</w:t>
-            </w:r>
-          </w:p>
-        </w:tc>
-        <w:tc>
-          <w:tcPr>
-            <w:tcW w:type="dxa" w:w="1450"/>
-            <w:vAlign w:val="center"/>
-          </w:tcPr>
-          <w:p>
-            <w:pPr>
-              <w:spacing w:after="40"/>
-            </w:pPr>
-            <w:r>
-              <w:t>133</w:t>
-            </w:r>
-          </w:p>
-        </w:tc>
-        <w:tc>
-          <w:tcPr>
-            <w:tcW w:type="dxa" w:w="1450"/>
-            <w:vAlign w:val="center"/>
-          </w:tcPr>
-          <w:p>
-            <w:pPr>
-              <w:spacing w:after="40"/>
-            </w:pPr>
-            <w:r>
-              <w:t>0</w:t>
-            </w:r>
-          </w:p>
-        </w:tc>
-        <w:tc>
-          <w:tcPr>
-            <w:tcW w:type="dxa" w:w="2910"/>
-            <w:vAlign w:val="center"/>
-          </w:tcPr>
-          <w:p>
-            <w:pPr>
-              <w:spacing w:after="40"/>
-            </w:pPr>
-            <w:r>
-              <w:t>491</w:t>
-            </w:r>
-          </w:p>
-        </w:tc>
-      </w:tr>
-      <w:tr>
-        <w:tc>
-          <w:tcPr>
-            <w:tcW w:type="dxa" w:w="700"/>
-            <w:vAlign w:val="center"/>
-          </w:tcPr>
-          <w:p>
-            <w:pPr>
-              <w:spacing w:after="40"/>
-            </w:pPr>
-            <w:r>
-              <w:t>34</w:t>
-            </w:r>
-          </w:p>
-        </w:tc>
-        <w:tc>
-          <w:tcPr>
-            <w:tcW w:type="dxa" w:w="2850"/>
-            <w:vAlign w:val="center"/>
-          </w:tcPr>
-          <w:p>
-            <w:pPr>
-              <w:spacing w:after="40"/>
-            </w:pPr>
-            <w:r>
-              <w:t>Indicators</w:t>
-            </w:r>
-          </w:p>
-        </w:tc>
-        <w:tc>
-          <w:tcPr>
-            <w:tcW w:type="dxa" w:w="1450"/>
-            <w:vAlign w:val="center"/>
-          </w:tcPr>
-          <w:p>
-            <w:pPr>
-              <w:spacing w:after="40"/>
-            </w:pPr>
-            <w:r>
-              <w:t>131</w:t>
-            </w:r>
-          </w:p>
-        </w:tc>
-        <w:tc>
-          <w:tcPr>
-            <w:tcW w:type="dxa" w:w="1450"/>
-            <w:vAlign w:val="center"/>
-          </w:tcPr>
-          <w:p>
-            <w:pPr>
-              <w:spacing w:after="40"/>
-            </w:pPr>
-            <w:r>
-              <w:t>1</w:t>
-            </w:r>
-          </w:p>
-        </w:tc>
-        <w:tc>
-          <w:tcPr>
-            <w:tcW w:type="dxa" w:w="2910"/>
-            <w:vAlign w:val="center"/>
-          </w:tcPr>
-          <w:p>
-            <w:pPr>
-              <w:spacing w:after="40"/>
-            </w:pPr>
-            <w:r>
-              <w:t>310</w:t>
-            </w:r>
-          </w:p>
-        </w:tc>
-      </w:tr>
-      <w:tr>
-        <w:tc>
-          <w:tcPr>
-            <w:tcW w:type="dxa" w:w="700"/>
-            <w:vAlign w:val="center"/>
-          </w:tcPr>
-          <w:p>
-            <w:pPr>
-              <w:spacing w:after="40"/>
-            </w:pPr>
-            <w:r>
-              <w:t>35</w:t>
-            </w:r>
-          </w:p>
-        </w:tc>
-        <w:tc>
-          <w:tcPr>
-            <w:tcW w:type="dxa" w:w="2850"/>
-            <w:vAlign w:val="center"/>
-          </w:tcPr>
-          <w:p>
-            <w:pPr>
-              <w:spacing w:after="40"/>
-            </w:pPr>
-            <w:r>
-              <w:t>Indicators</w:t>
-            </w:r>
-          </w:p>
-        </w:tc>
-        <w:tc>
-          <w:tcPr>
-            <w:tcW w:type="dxa" w:w="1450"/>
-            <w:vAlign w:val="center"/>
-          </w:tcPr>
-          <w:p>
-            <w:pPr>
-              <w:spacing w:after="40"/>
-            </w:pPr>
-            <w:r>
-              <w:t>131</w:t>
-            </w:r>
-          </w:p>
-        </w:tc>
-        <w:tc>
-          <w:tcPr>
-            <w:tcW w:type="dxa" w:w="1450"/>
-            <w:vAlign w:val="center"/>
-          </w:tcPr>
-          <w:p>
-            <w:pPr>
-              <w:spacing w:after="40"/>
-            </w:pPr>
-            <w:r>
-              <w:t>1</w:t>
-            </w:r>
-          </w:p>
-        </w:tc>
-        <w:tc>
-          <w:tcPr>
-            <w:tcW w:type="dxa" w:w="2910"/>
-            <w:vAlign w:val="center"/>
-          </w:tcPr>
-          <w:p>
-            <w:pPr>
-              <w:spacing w:after="40"/>
-            </w:pPr>
-            <w:r>
-              <w:t>57</w:t>
-            </w:r>
-          </w:p>
-        </w:tc>
-      </w:tr>
-      <w:tr>
-        <w:tc>
-          <w:tcPr>
-            <w:tcW w:type="dxa" w:w="700"/>
-            <w:vAlign w:val="center"/>
-          </w:tcPr>
-          <w:p>
-            <w:pPr>
-              <w:spacing w:after="40"/>
-            </w:pPr>
-            <w:r>
-              <w:t>36</w:t>
-            </w:r>
-          </w:p>
-        </w:tc>
-        <w:tc>
-          <w:tcPr>
-            <w:tcW w:type="dxa" w:w="2850"/>
-            <w:vAlign w:val="center"/>
-          </w:tcPr>
-          <w:p>
-            <w:pPr>
-              <w:spacing w:after="40"/>
-            </w:pPr>
-            <w:r>
-              <w:t>Charts and charting</w:t>
-            </w:r>
-          </w:p>
-        </w:tc>
-        <w:tc>
-          <w:tcPr>
-            <w:tcW w:type="dxa" w:w="1450"/>
-            <w:vAlign w:val="center"/>
-          </w:tcPr>
-          <w:p>
-            <w:pPr>
-              <w:spacing w:after="40"/>
-            </w:pPr>
-            <w:r>
-              <w:t>130</w:t>
-            </w:r>
-          </w:p>
-        </w:tc>
-        <w:tc>
-          <w:tcPr>
-            <w:tcW w:type="dxa" w:w="1450"/>
-            <w:vAlign w:val="center"/>
-          </w:tcPr>
-          <w:p>
-            <w:pPr>
-              <w:spacing w:after="40"/>
-            </w:pPr>
-            <w:r>
-              <w:t>3</w:t>
-            </w:r>
-          </w:p>
-        </w:tc>
-        <w:tc>
-          <w:tcPr>
-            <w:tcW w:type="dxa" w:w="2910"/>
-            <w:vAlign w:val="center"/>
-          </w:tcPr>
-          <w:p>
-            <w:pPr>
-              <w:spacing w:after="40"/>
-            </w:pPr>
-            <w:r>
-              <w:t>387</w:t>
-            </w:r>
-          </w:p>
-        </w:tc>
-      </w:tr>
-      <w:tr>
-        <w:tc>
-          <w:tcPr>
-            <w:tcW w:type="dxa" w:w="700"/>
-            <w:vAlign w:val="center"/>
-          </w:tcPr>
-          <w:p>
-            <w:pPr>
-              <w:spacing w:after="40"/>
-            </w:pPr>
-            <w:r>
-              <w:t>37</w:t>
-            </w:r>
-          </w:p>
-        </w:tc>
-        <w:tc>
-          <w:tcPr>
-            <w:tcW w:type="dxa" w:w="2850"/>
-            <w:vAlign w:val="center"/>
-          </w:tcPr>
-          <w:p>
-            <w:pPr>
-              <w:spacing w:after="40"/>
-            </w:pPr>
-            <w:r>
-              <w:t>Charts and charting</w:t>
-            </w:r>
-          </w:p>
-        </w:tc>
-        <w:tc>
-          <w:tcPr>
-            <w:tcW w:type="dxa" w:w="1450"/>
-            <w:vAlign w:val="center"/>
-          </w:tcPr>
-          <w:p>
-            <w:pPr>
-              <w:spacing w:after="40"/>
-            </w:pPr>
-            <w:r>
-              <w:t>129</w:t>
-            </w:r>
-          </w:p>
-        </w:tc>
-        <w:tc>
-          <w:tcPr>
-            <w:tcW w:type="dxa" w:w="1450"/>
-            <w:vAlign w:val="center"/>
-          </w:tcPr>
-          <w:p>
-            <w:pPr>
-              <w:spacing w:after="40"/>
-            </w:pPr>
-            <w:r>
-              <w:t>5</w:t>
-            </w:r>
-          </w:p>
-        </w:tc>
-        <w:tc>
-          <w:tcPr>
-            <w:tcW w:type="dxa" w:w="2910"/>
-            <w:vAlign w:val="center"/>
-          </w:tcPr>
-          <w:p>
-            <w:pPr>
-              <w:spacing w:after="40"/>
-            </w:pPr>
-            <w:r>
-              <w:t>632</w:t>
-            </w:r>
-          </w:p>
-        </w:tc>
-      </w:tr>
-      <w:tr>
-        <w:tc>
-          <w:tcPr>
-            <w:tcW w:type="dxa" w:w="700"/>
-            <w:vAlign w:val="center"/>
-          </w:tcPr>
-          <w:p>
-            <w:pPr>
-              <w:spacing w:after="40"/>
-            </w:pPr>
-            <w:r>
-              <w:t>38</w:t>
-            </w:r>
-          </w:p>
-        </w:tc>
-        <w:tc>
-          <w:tcPr>
-            <w:tcW w:type="dxa" w:w="2850"/>
-            <w:vAlign w:val="center"/>
-          </w:tcPr>
-          <w:p>
-            <w:pPr>
-              <w:spacing w:after="40"/>
-            </w:pPr>
-            <w:r>
-              <w:t>Option-chain analytics</w:t>
-            </w:r>
-          </w:p>
-        </w:tc>
-        <w:tc>
-          <w:tcPr>
-            <w:tcW w:type="dxa" w:w="1450"/>
-            <w:vAlign w:val="center"/>
-          </w:tcPr>
-          <w:p>
-            <w:pPr>
-              <w:spacing w:after="40"/>
-            </w:pPr>
-            <w:r>
-              <w:t>128</w:t>
-            </w:r>
-          </w:p>
-        </w:tc>
-        <w:tc>
-          <w:tcPr>
-            <w:tcW w:type="dxa" w:w="1450"/>
-            <w:vAlign w:val="center"/>
-          </w:tcPr>
-          <w:p>
-            <w:pPr>
-              <w:spacing w:after="40"/>
-            </w:pPr>
-            <w:r>
-              <w:t>8</w:t>
-            </w:r>
-          </w:p>
-        </w:tc>
-        <w:tc>
-          <w:tcPr>
-            <w:tcW w:type="dxa" w:w="2910"/>
-            <w:vAlign w:val="center"/>
-          </w:tcPr>
-          <w:p>
-            <w:pPr>
-              <w:spacing w:after="40"/>
-            </w:pPr>
-            <w:r>
-              <w:t>229</w:t>
-            </w:r>
-          </w:p>
-        </w:tc>
-      </w:tr>
-      <w:tr>
-        <w:tc>
-          <w:tcPr>
-            <w:tcW w:type="dxa" w:w="700"/>
-            <w:vAlign w:val="center"/>
-          </w:tcPr>
-          <w:p>
-            <w:pPr>
-              <w:spacing w:after="40"/>
-            </w:pPr>
-            <w:r>
-              <w:t>39</w:t>
-            </w:r>
-          </w:p>
-        </w:tc>
-        <w:tc>
-          <w:tcPr>
-            <w:tcW w:type="dxa" w:w="2850"/>
-            <w:vAlign w:val="center"/>
-          </w:tcPr>
-          <w:p>
-            <w:pPr>
-              <w:spacing w:after="40"/>
-            </w:pPr>
-            <w:r>
-              <w:t>Charts and charting</w:t>
-            </w:r>
-          </w:p>
-        </w:tc>
-        <w:tc>
-          <w:tcPr>
-            <w:tcW w:type="dxa" w:w="1450"/>
-            <w:vAlign w:val="center"/>
-          </w:tcPr>
-          <w:p>
-            <w:pPr>
-              <w:spacing w:after="40"/>
-            </w:pPr>
-            <w:r>
-              <w:t>128</w:t>
-            </w:r>
-          </w:p>
-        </w:tc>
-        <w:tc>
-          <w:tcPr>
-            <w:tcW w:type="dxa" w:w="1450"/>
-            <w:vAlign w:val="center"/>
-          </w:tcPr>
-          <w:p>
-            <w:pPr>
-              <w:spacing w:after="40"/>
-            </w:pPr>
-            <w:r>
-              <w:t>7</w:t>
-            </w:r>
-          </w:p>
-        </w:tc>
-        <w:tc>
-          <w:tcPr>
-            <w:tcW w:type="dxa" w:w="2910"/>
-            <w:vAlign w:val="center"/>
-          </w:tcPr>
-          <w:p>
-            <w:pPr>
-              <w:spacing w:after="40"/>
-            </w:pPr>
-            <w:r>
-              <w:t>435</w:t>
-            </w:r>
-          </w:p>
-        </w:tc>
-      </w:tr>
-      <w:tr>
-        <w:tc>
-          <w:tcPr>
-            <w:tcW w:type="dxa" w:w="700"/>
-            <w:vAlign w:val="center"/>
-          </w:tcPr>
-          <w:p>
-            <w:pPr>
-              <w:spacing w:after="40"/>
-            </w:pPr>
-            <w:r>
-              <w:t>40</w:t>
-            </w:r>
-          </w:p>
-        </w:tc>
-        <w:tc>
-          <w:tcPr>
-            <w:tcW w:type="dxa" w:w="2850"/>
-            <w:vAlign w:val="center"/>
-          </w:tcPr>
-          <w:p>
-            <w:pPr>
-              <w:spacing w:after="40"/>
-            </w:pPr>
-            <w:r>
-              <w:t>Charts and charting</w:t>
-            </w:r>
-          </w:p>
-        </w:tc>
-        <w:tc>
-          <w:tcPr>
-            <w:tcW w:type="dxa" w:w="1450"/>
-            <w:vAlign w:val="center"/>
-          </w:tcPr>
-          <w:p>
-            <w:pPr>
-              <w:spacing w:after="40"/>
-            </w:pPr>
-            <w:r>
-              <w:t>128</w:t>
-            </w:r>
-          </w:p>
-        </w:tc>
-        <w:tc>
-          <w:tcPr>
-            <w:tcW w:type="dxa" w:w="1450"/>
-            <w:vAlign w:val="center"/>
-          </w:tcPr>
-          <w:p>
-            <w:pPr>
-              <w:spacing w:after="40"/>
-            </w:pPr>
-            <w:r>
-              <w:t>2</w:t>
-            </w:r>
-          </w:p>
-        </w:tc>
-        <w:tc>
-          <w:tcPr>
-            <w:tcW w:type="dxa" w:w="2910"/>
-            <w:vAlign w:val="center"/>
-          </w:tcPr>
-          <w:p>
-            <w:pPr>
-              <w:spacing w:after="40"/>
-            </w:pPr>
-            <w:r>
-              <w:t>210</w:t>
-            </w:r>
-          </w:p>
-        </w:tc>
-      </w:tr>
-      <w:tr>
-        <w:tc>
-          <w:tcPr>
-            <w:tcW w:type="dxa" w:w="700"/>
-            <w:vAlign w:val="center"/>
-          </w:tcPr>
-          <w:p>
-            <w:pPr>
-              <w:spacing w:after="40"/>
-            </w:pPr>
-            <w:r>
-              <w:t>41</w:t>
-            </w:r>
-          </w:p>
-        </w:tc>
-        <w:tc>
-          <w:tcPr>
-            <w:tcW w:type="dxa" w:w="2850"/>
-            <w:vAlign w:val="center"/>
-          </w:tcPr>
-          <w:p>
-            <w:pPr>
-              <w:spacing w:after="40"/>
-            </w:pPr>
-            <w:r>
-              <w:t>Charts and charting</w:t>
-            </w:r>
-          </w:p>
-        </w:tc>
-        <w:tc>
-          <w:tcPr>
-            <w:tcW w:type="dxa" w:w="1450"/>
-            <w:vAlign w:val="center"/>
-          </w:tcPr>
-          <w:p>
-            <w:pPr>
-              <w:spacing w:after="40"/>
-            </w:pPr>
-            <w:r>
-              <w:t>127</w:t>
-            </w:r>
-          </w:p>
-        </w:tc>
-        <w:tc>
-          <w:tcPr>
-            <w:tcW w:type="dxa" w:w="1450"/>
-            <w:vAlign w:val="center"/>
-          </w:tcPr>
-          <w:p>
-            <w:pPr>
-              <w:spacing w:after="40"/>
-            </w:pPr>
-            <w:r>
-              <w:t>2</w:t>
-            </w:r>
-          </w:p>
-        </w:tc>
-        <w:tc>
-          <w:tcPr>
-            <w:tcW w:type="dxa" w:w="2910"/>
-            <w:vAlign w:val="center"/>
-          </w:tcPr>
-          <w:p>
-            <w:pPr>
-              <w:spacing w:after="40"/>
-            </w:pPr>
-            <w:r>
-              <w:t>469</w:t>
-            </w:r>
-          </w:p>
-        </w:tc>
-      </w:tr>
-      <w:tr>
-        <w:tc>
-          <w:tcPr>
-            <w:tcW w:type="dxa" w:w="700"/>
-            <w:vAlign w:val="center"/>
-          </w:tcPr>
-          <w:p>
-            <w:pPr>
-              <w:spacing w:after="40"/>
-            </w:pPr>
-            <w:r>
-              <w:t>42</w:t>
-            </w:r>
-          </w:p>
-        </w:tc>
-        <w:tc>
-          <w:tcPr>
-            <w:tcW w:type="dxa" w:w="2850"/>
-            <w:vAlign w:val="center"/>
-          </w:tcPr>
-          <w:p>
-            <w:pPr>
-              <w:spacing w:after="40"/>
-            </w:pPr>
-            <w:r>
-              <w:t>Indicators</w:t>
-            </w:r>
-          </w:p>
-        </w:tc>
-        <w:tc>
-          <w:tcPr>
-            <w:tcW w:type="dxa" w:w="1450"/>
-            <w:vAlign w:val="center"/>
-          </w:tcPr>
-          <w:p>
-            <w:pPr>
-              <w:spacing w:after="40"/>
-            </w:pPr>
-            <w:r>
-              <w:t>126</w:t>
-            </w:r>
-          </w:p>
-        </w:tc>
-        <w:tc>
-          <w:tcPr>
-            <w:tcW w:type="dxa" w:w="1450"/>
-            <w:vAlign w:val="center"/>
-          </w:tcPr>
-          <w:p>
-            <w:pPr>
-              <w:spacing w:after="40"/>
-            </w:pPr>
-            <w:r>
-              <w:t>3</w:t>
-            </w:r>
-          </w:p>
-        </w:tc>
-        <w:tc>
-          <w:tcPr>
-            <w:tcW w:type="dxa" w:w="2910"/>
-            <w:vAlign w:val="center"/>
-          </w:tcPr>
-          <w:p>
-            <w:pPr>
-              <w:spacing w:after="40"/>
-            </w:pPr>
-            <w:r>
-              <w:t>112</w:t>
-            </w:r>
-          </w:p>
-        </w:tc>
-      </w:tr>
-      <w:tr>
-        <w:tc>
-          <w:tcPr>
-            <w:tcW w:type="dxa" w:w="700"/>
-            <w:vAlign w:val="center"/>
-          </w:tcPr>
-          <w:p>
-            <w:pPr>
-              <w:spacing w:after="40"/>
-            </w:pPr>
-            <w:r>
-              <w:t>43</w:t>
-            </w:r>
-          </w:p>
-        </w:tc>
-        <w:tc>
-          <w:tcPr>
-            <w:tcW w:type="dxa" w:w="2850"/>
-            <w:vAlign w:val="center"/>
-          </w:tcPr>
-          <w:p>
-            <w:pPr>
-              <w:spacing w:after="40"/>
-            </w:pPr>
-            <w:r>
-              <w:t>Charts and charting</w:t>
-            </w:r>
-          </w:p>
-        </w:tc>
-        <w:tc>
-          <w:tcPr>
-            <w:tcW w:type="dxa" w:w="1450"/>
-            <w:vAlign w:val="center"/>
-          </w:tcPr>
-          <w:p>
-            <w:pPr>
-              <w:spacing w:after="40"/>
-            </w:pPr>
-            <w:r>
-              <w:t>126</w:t>
-            </w:r>
-          </w:p>
-        </w:tc>
-        <w:tc>
-          <w:tcPr>
-            <w:tcW w:type="dxa" w:w="1450"/>
-            <w:vAlign w:val="center"/>
-          </w:tcPr>
-          <w:p>
-            <w:pPr>
-              <w:spacing w:after="40"/>
-            </w:pPr>
-            <w:r>
-              <w:t>2</w:t>
-            </w:r>
-          </w:p>
-        </w:tc>
-        <w:tc>
-          <w:tcPr>
-            <w:tcW w:type="dxa" w:w="2910"/>
-            <w:vAlign w:val="center"/>
-          </w:tcPr>
-          <w:p>
-            <w:pPr>
-              <w:spacing w:after="40"/>
-            </w:pPr>
-            <w:r>
-              <w:t>121</w:t>
-            </w:r>
-          </w:p>
-        </w:tc>
-      </w:tr>
-      <w:tr>
-        <w:tc>
-          <w:tcPr>
-            <w:tcW w:type="dxa" w:w="700"/>
-            <w:vAlign w:val="center"/>
-          </w:tcPr>
-          <w:p>
-            <w:pPr>
-              <w:spacing w:after="40"/>
-            </w:pPr>
-            <w:r>
-              <w:t>44</w:t>
-            </w:r>
-          </w:p>
-        </w:tc>
-        <w:tc>
-          <w:tcPr>
-            <w:tcW w:type="dxa" w:w="2850"/>
-            <w:vAlign w:val="center"/>
-          </w:tcPr>
-          <w:p>
-            <w:pPr>
-              <w:spacing w:after="40"/>
-            </w:pPr>
-            <w:r>
-              <w:t>Indicators</w:t>
-            </w:r>
-          </w:p>
-        </w:tc>
-        <w:tc>
-          <w:tcPr>
-            <w:tcW w:type="dxa" w:w="1450"/>
-            <w:vAlign w:val="center"/>
-          </w:tcPr>
-          <w:p>
-            <w:pPr>
-              <w:spacing w:after="40"/>
-            </w:pPr>
-            <w:r>
-              <w:t>124</w:t>
-            </w:r>
-          </w:p>
-        </w:tc>
-        <w:tc>
-          <w:tcPr>
-            <w:tcW w:type="dxa" w:w="1450"/>
-            <w:vAlign w:val="center"/>
-          </w:tcPr>
-          <w:p>
-            <w:pPr>
-              <w:spacing w:after="40"/>
-            </w:pPr>
-            <w:r>
-              <w:t>3</w:t>
-            </w:r>
-          </w:p>
-        </w:tc>
-        <w:tc>
-          <w:tcPr>
-            <w:tcW w:type="dxa" w:w="2910"/>
-            <w:vAlign w:val="center"/>
-          </w:tcPr>
-          <w:p>
-            <w:pPr>
-              <w:spacing w:after="40"/>
-            </w:pPr>
-            <w:r>
-              <w:t>321</w:t>
-            </w:r>
-          </w:p>
-        </w:tc>
-      </w:tr>
-      <w:tr>
-        <w:tc>
-          <w:tcPr>
-            <w:tcW w:type="dxa" w:w="700"/>
-            <w:vAlign w:val="center"/>
-          </w:tcPr>
-          <w:p>
-            <w:pPr>
-              <w:spacing w:after="40"/>
-            </w:pPr>
-            <w:r>
-              <w:t>45</w:t>
-            </w:r>
-          </w:p>
-        </w:tc>
-        <w:tc>
-          <w:tcPr>
-            <w:tcW w:type="dxa" w:w="2850"/>
-            <w:vAlign w:val="center"/>
-          </w:tcPr>
-          <w:p>
-            <w:pPr>
-              <w:spacing w:after="40"/>
-            </w:pPr>
-            <w:r>
-              <w:t>Indicators</w:t>
-            </w:r>
-          </w:p>
-        </w:tc>
-        <w:tc>
-          <w:tcPr>
-            <w:tcW w:type="dxa" w:w="1450"/>
-            <w:vAlign w:val="center"/>
-          </w:tcPr>
-          <w:p>
-            <w:pPr>
-              <w:spacing w:after="40"/>
-            </w:pPr>
-            <w:r>
-              <w:t>124</w:t>
-            </w:r>
-          </w:p>
-        </w:tc>
-        <w:tc>
-          <w:tcPr>
-            <w:tcW w:type="dxa" w:w="1450"/>
-            <w:vAlign w:val="center"/>
-          </w:tcPr>
-          <w:p>
-            <w:pPr>
-              <w:spacing w:after="40"/>
-            </w:pPr>
-            <w:r>
-              <w:t>0</w:t>
-            </w:r>
-          </w:p>
-        </w:tc>
-        <w:tc>
-          <w:tcPr>
-            <w:tcW w:type="dxa" w:w="2910"/>
-            <w:vAlign w:val="center"/>
-          </w:tcPr>
-          <w:p>
-            <w:pPr>
-              <w:spacing w:after="40"/>
-            </w:pPr>
-            <w:r>
-              <w:t>263</w:t>
-            </w:r>
-          </w:p>
-        </w:tc>
-      </w:tr>
-      <w:tr>
-        <w:tc>
-          <w:tcPr>
-            <w:tcW w:type="dxa" w:w="700"/>
-            <w:vAlign w:val="center"/>
-          </w:tcPr>
-          <w:p>
-            <w:pPr>
-              <w:spacing w:after="40"/>
-            </w:pPr>
-            <w:r>
-              <w:t>46</w:t>
-            </w:r>
-          </w:p>
-        </w:tc>
-        <w:tc>
-          <w:tcPr>
-            <w:tcW w:type="dxa" w:w="2850"/>
-            <w:vAlign w:val="center"/>
-          </w:tcPr>
-          <w:p>
-            <w:pPr>
-              <w:spacing w:after="40"/>
-            </w:pPr>
-            <w:r>
-              <w:t>Indicators</w:t>
-            </w:r>
-          </w:p>
-        </w:tc>
-        <w:tc>
-          <w:tcPr>
-            <w:tcW w:type="dxa" w:w="1450"/>
-            <w:vAlign w:val="center"/>
-          </w:tcPr>
-          <w:p>
-            <w:pPr>
-              <w:spacing w:after="40"/>
-            </w:pPr>
-            <w:r>
-              <w:t>123</w:t>
-            </w:r>
-          </w:p>
-        </w:tc>
-        <w:tc>
-          <w:tcPr>
-            <w:tcW w:type="dxa" w:w="1450"/>
-            <w:vAlign w:val="center"/>
-          </w:tcPr>
-          <w:p>
-            <w:pPr>
-              <w:spacing w:after="40"/>
-            </w:pPr>
-            <w:r>
-              <w:t>2</w:t>
-            </w:r>
-          </w:p>
-        </w:tc>
-        <w:tc>
-          <w:tcPr>
-            <w:tcW w:type="dxa" w:w="2910"/>
-            <w:vAlign w:val="center"/>
-          </w:tcPr>
-          <w:p>
-            <w:pPr>
-              <w:spacing w:after="40"/>
-            </w:pPr>
-            <w:r>
-              <w:t>674</w:t>
-            </w:r>
-          </w:p>
-        </w:tc>
-      </w:tr>
-      <w:tr>
-        <w:tc>
-          <w:tcPr>
-            <w:tcW w:type="dxa" w:w="700"/>
-            <w:vAlign w:val="center"/>
-          </w:tcPr>
-          <w:p>
-            <w:pPr>
-              <w:spacing w:after="40"/>
-            </w:pPr>
-            <w:r>
-              <w:t>47</w:t>
-            </w:r>
-          </w:p>
-        </w:tc>
-        <w:tc>
-          <w:tcPr>
-            <w:tcW w:type="dxa" w:w="2850"/>
-            <w:vAlign w:val="center"/>
-          </w:tcPr>
-          <w:p>
-            <w:pPr>
-              <w:spacing w:after="40"/>
-            </w:pPr>
-            <w:r>
-              <w:t>Charts and charting</w:t>
-            </w:r>
-          </w:p>
-        </w:tc>
-        <w:tc>
-          <w:tcPr>
-            <w:tcW w:type="dxa" w:w="1450"/>
-            <w:vAlign w:val="center"/>
-          </w:tcPr>
-          <w:p>
-            <w:pPr>
-              <w:spacing w:after="40"/>
-            </w:pPr>
-            <w:r>
-              <w:t>123</w:t>
-            </w:r>
-          </w:p>
-        </w:tc>
-        <w:tc>
-          <w:tcPr>
-            <w:tcW w:type="dxa" w:w="1450"/>
-            <w:vAlign w:val="center"/>
-          </w:tcPr>
-          <w:p>
-            <w:pPr>
-              <w:spacing w:after="40"/>
-            </w:pPr>
-            <w:r>
-              <w:t>2</w:t>
-            </w:r>
-          </w:p>
-        </w:tc>
-        <w:tc>
-          <w:tcPr>
-            <w:tcW w:type="dxa" w:w="2910"/>
-            <w:vAlign w:val="center"/>
-          </w:tcPr>
-          <w:p>
-            <w:pPr>
-              <w:spacing w:after="40"/>
-            </w:pPr>
-            <w:r>
-              <w:t>558</w:t>
-            </w:r>
-          </w:p>
-        </w:tc>
-      </w:tr>
-      <w:tr>
-        <w:tc>
-          <w:tcPr>
-            <w:tcW w:type="dxa" w:w="700"/>
-            <w:vAlign w:val="center"/>
-          </w:tcPr>
-          <w:p>
-            <w:pPr>
-              <w:spacing w:after="40"/>
-            </w:pPr>
-            <w:r>
-              <w:t>48</w:t>
-            </w:r>
-          </w:p>
-        </w:tc>
-        <w:tc>
-          <w:tcPr>
-            <w:tcW w:type="dxa" w:w="2850"/>
-            <w:vAlign w:val="center"/>
-          </w:tcPr>
-          <w:p>
-            <w:pPr>
-              <w:spacing w:after="40"/>
-            </w:pPr>
-            <w:r>
-              <w:t>Indicators</w:t>
-            </w:r>
-          </w:p>
-        </w:tc>
-        <w:tc>
-          <w:tcPr>
-            <w:tcW w:type="dxa" w:w="1450"/>
-            <w:vAlign w:val="center"/>
-          </w:tcPr>
-          <w:p>
-            <w:pPr>
-              <w:spacing w:after="40"/>
-            </w:pPr>
-            <w:r>
-              <w:t>122</w:t>
-            </w:r>
-          </w:p>
-        </w:tc>
-        <w:tc>
-          <w:tcPr>
-            <w:tcW w:type="dxa" w:w="1450"/>
-            <w:vAlign w:val="center"/>
-          </w:tcPr>
-          <w:p>
-            <w:pPr>
-              <w:spacing w:after="40"/>
-            </w:pPr>
-            <w:r>
-              <w:t>3</w:t>
-            </w:r>
-          </w:p>
-        </w:tc>
-        <w:tc>
-          <w:tcPr>
-            <w:tcW w:type="dxa" w:w="2910"/>
-            <w:vAlign w:val="center"/>
-          </w:tcPr>
-          <w:p>
-            <w:pPr>
-              <w:spacing w:after="40"/>
-            </w:pPr>
-            <w:r>
-              <w:t>877</w:t>
-            </w:r>
-          </w:p>
-        </w:tc>
-      </w:tr>
-      <w:tr>
-        <w:tc>
-          <w:tcPr>
-            <w:tcW w:type="dxa" w:w="700"/>
-            <w:vAlign w:val="center"/>
-          </w:tcPr>
-          <w:p>
-            <w:pPr>
-              <w:spacing w:after="40"/>
-            </w:pPr>
-            <w:r>
-              <w:t>49</w:t>
-            </w:r>
-          </w:p>
-        </w:tc>
-        <w:tc>
-          <w:tcPr>
-            <w:tcW w:type="dxa" w:w="2850"/>
-            <w:vAlign w:val="center"/>
-          </w:tcPr>
-          <w:p>
-            <w:pPr>
-              <w:spacing w:after="40"/>
-            </w:pPr>
-            <w:r>
-              <w:t>Charts and charting</w:t>
-            </w:r>
-          </w:p>
-        </w:tc>
-        <w:tc>
-          <w:tcPr>
-            <w:tcW w:type="dxa" w:w="1450"/>
-            <w:vAlign w:val="center"/>
-          </w:tcPr>
-          <w:p>
-            <w:pPr>
-              <w:spacing w:after="40"/>
-            </w:pPr>
-            <w:r>
-              <w:t>121</w:t>
-            </w:r>
-          </w:p>
-        </w:tc>
-        <w:tc>
-          <w:tcPr>
-            <w:tcW w:type="dxa" w:w="1450"/>
-            <w:vAlign w:val="center"/>
-          </w:tcPr>
-          <w:p>
-            <w:pPr>
-              <w:spacing w:after="40"/>
-            </w:pPr>
-            <w:r>
-              <w:t>4</w:t>
-            </w:r>
-          </w:p>
-        </w:tc>
-        <w:tc>
-          <w:tcPr>
-            <w:tcW w:type="dxa" w:w="2910"/>
-            <w:vAlign w:val="center"/>
-          </w:tcPr>
-          <w:p>
-            <w:pPr>
-              <w:spacing w:after="40"/>
-            </w:pPr>
-            <w:r>
-              <w:t>1586</w:t>
-            </w:r>
-          </w:p>
-        </w:tc>
-      </w:tr>
-      <w:tr>
-        <w:tc>
-          <w:tcPr>
-            <w:tcW w:type="dxa" w:w="700"/>
-            <w:vAlign w:val="center"/>
-          </w:tcPr>
-          <w:p>
-            <w:pPr>
-              <w:spacing w:after="40"/>
-            </w:pPr>
-            <w:r>
-              <w:t>50</w:t>
-            </w:r>
-          </w:p>
-        </w:tc>
-        <w:tc>
-          <w:tcPr>
-            <w:tcW w:type="dxa" w:w="2850"/>
-            <w:vAlign w:val="center"/>
-          </w:tcPr>
-          <w:p>
-            <w:pPr>
-              <w:spacing w:after="40"/>
-            </w:pPr>
-            <w:r>
-              <w:t>Indicators</w:t>
-            </w:r>
-          </w:p>
-        </w:tc>
-        <w:tc>
-          <w:tcPr>
-            <w:tcW w:type="dxa" w:w="1450"/>
-            <w:vAlign w:val="center"/>
-          </w:tcPr>
-          <w:p>
-            <w:pPr>
-              <w:spacing w:after="40"/>
-            </w:pPr>
-            <w:r>
-              <w:t>121</w:t>
-            </w:r>
-          </w:p>
-        </w:tc>
-        <w:tc>
-          <w:tcPr>
-            <w:tcW w:type="dxa" w:w="1450"/>
-            <w:vAlign w:val="center"/>
-          </w:tcPr>
-          <w:p>
-            <w:pPr>
-              <w:spacing w:after="40"/>
-            </w:pPr>
-            <w:r>
-              <w:t>0</w:t>
-            </w:r>
-          </w:p>
-        </w:tc>
-        <w:tc>
-          <w:tcPr>
-            <w:tcW w:type="dxa" w:w="2910"/>
-            <w:vAlign w:val="center"/>
-          </w:tcPr>
-          <w:p>
-            <w:pPr>
-              <w:spacing w:after="40"/>
-            </w:pPr>
-            <w:r>
-              <w:t>239</w:t>
+            <w:tcW w:type="dxa" w:w="1337"/>
+            <w:vAlign w:val="center"/>
+          </w:tcPr>
+          <w:p>
+            <w:pPr>
+              <w:spacing w:after="40"/>
+            </w:pPr>
+            <w:r>
+              <w:t>Backtesting and replay</w:t>
+            </w:r>
+          </w:p>
+        </w:tc>
+        <w:tc>
+          <w:tcPr>
+            <w:tcW w:type="dxa" w:w="1337"/>
+            <w:vAlign w:val="center"/>
+          </w:tcPr>
+          <w:p>
+            <w:pPr>
+              <w:spacing w:after="40"/>
+            </w:pPr>
+            <w:r>
+              <w:t>67</w:t>
+            </w:r>
+          </w:p>
+        </w:tc>
+        <w:tc>
+          <w:tcPr>
+            <w:tcW w:type="dxa" w:w="1337"/>
+            <w:vAlign w:val="center"/>
+          </w:tcPr>
+          <w:p>
+            <w:pPr>
+              <w:spacing w:after="40"/>
+            </w:pPr>
+            <w:r>
+              <w:t>1068</w:t>
+            </w:r>
+          </w:p>
+        </w:tc>
+        <w:tc>
+          <w:tcPr>
+            <w:tcW w:type="dxa" w:w="1337"/>
+            <w:vAlign w:val="center"/>
+          </w:tcPr>
+          <w:p>
+            <w:pPr>
+              <w:spacing w:after="40"/>
+            </w:pPr>
+            <w:r>
+              <w:t>51</w:t>
+            </w:r>
+          </w:p>
+        </w:tc>
+        <w:tc>
+          <w:tcPr>
+            <w:tcW w:type="dxa" w:w="1337"/>
+            <w:vAlign w:val="center"/>
+          </w:tcPr>
+          <w:p>
+            <w:pPr>
+              <w:spacing w:after="40"/>
+            </w:pPr>
+            <w:r>
+              <w:t>371</w:t>
+            </w:r>
+          </w:p>
+        </w:tc>
+        <w:tc>
+          <w:tcPr>
+            <w:tcW w:type="dxa" w:w="1337"/>
+            <w:vAlign w:val="center"/>
+          </w:tcPr>
+          <w:p>
+            <w:pPr>
+              <w:spacing w:after="40"/>
+            </w:pPr>
+            <w:r>
+              <w:t>Connect replay/backtesting to rules, metrics and paper execution.</w:t>
             </w:r>
           </w:p>
         </w:tc>
